--- a/deliverables/TEAM04_Marine_Project_Information.docx
+++ b/deliverables/TEAM04_Marine_Project_Information.docx
@@ -4,50 +4,97 @@
   <w:body>
     <w:p>
       <w:pPr>
-        <w:pStyle w:val="Title"/>
-        <w:spacing w:after="200"/>
+        <w:keepNext/>
+        <w:spacing w:before="0" w:after="60"/>
       </w:pPr>
       <w:r>
-        <w:t>Team 04 — Marine Observation Project Information</w:t>
+        <w:rPr>
+          <w:rFonts w:ascii="Calibri" w:hAnsi="Calibri" w:eastAsia="Calibri"/>
+          <w:b/>
+          <w:color w:val="0F6F73"/>
+          <w:sz w:val="18"/>
+        </w:rPr>
+        <w:t>TEAM 04 | MARINE OBSERVATION MVP</w:t>
       </w:r>
     </w:p>
     <w:p>
       <w:pPr>
-        <w:spacing w:after="120" w:line="259" w:lineRule="auto"/>
+        <w:pStyle w:val="Title"/>
       </w:pPr>
       <w:r>
-        <w:rPr>
-          <w:rFonts w:ascii="Aptos" w:hAnsi="Aptos"/>
-          <w:color w:val="1F3742"/>
-          <w:sz w:val="21"/>
-        </w:rPr>
-        <w:t>Unit: FIT5120, 2026 S2</w:t>
+        <w:t>Marine Observation Project Information</w:t>
       </w:r>
     </w:p>
     <w:p>
       <w:pPr>
-        <w:spacing w:after="120" w:line="259" w:lineRule="auto"/>
+        <w:spacing w:before="0" w:after="60" w:line="252" w:lineRule="auto"/>
       </w:pPr>
       <w:r>
         <w:rPr>
-          <w:rFonts w:ascii="Aptos" w:hAnsi="Aptos"/>
-          <w:color w:val="1F3742"/>
-          <w:sz w:val="21"/>
+          <w:rFonts w:ascii="Calibri" w:hAnsi="Calibri" w:eastAsia="Calibri"/>
+          <w:b/>
+          <w:color w:val="183B56"/>
+          <w:sz w:val="19"/>
         </w:rPr>
-        <w:t>Project: Marine Litter Hotspot &amp; Marine-Life Observation MVP</w:t>
+        <w:t xml:space="preserve">Document control: </w:t>
+      </w:r>
+      <w:r>
+        <w:rPr>
+          <w:rFonts w:ascii="Calibri" w:hAnsi="Calibri" w:eastAsia="Calibri"/>
+          <w:color w:val="61737C"/>
+          <w:sz w:val="19"/>
+        </w:rPr>
+        <w:t>Version 1.0 | 14 August 2026 | Audience-facing</w:t>
       </w:r>
     </w:p>
     <w:p>
       <w:pPr>
-        <w:spacing w:after="120" w:line="259" w:lineRule="auto"/>
+        <w:spacing w:before="0" w:after="60" w:line="252" w:lineRule="auto"/>
       </w:pPr>
       <w:r>
         <w:rPr>
-          <w:rFonts w:ascii="Aptos" w:hAnsi="Aptos"/>
-          <w:color w:val="1F3742"/>
+          <w:rFonts w:ascii="Calibri" w:hAnsi="Calibri" w:eastAsia="Calibri"/>
+          <w:b/>
+          <w:color w:val="183B56"/>
+          <w:sz w:val="19"/>
+        </w:rPr>
+        <w:t xml:space="preserve">Audience: </w:t>
+      </w:r>
+      <w:r>
+        <w:rPr>
+          <w:rFonts w:ascii="Calibri" w:hAnsi="Calibri" w:eastAsia="Calibri"/>
+          <w:color w:val="61737C"/>
+          <w:sz w:val="19"/>
+        </w:rPr>
+        <w:t>Team members, academic mentors, reviewers and demonstration stakeholders</w:t>
+      </w:r>
+    </w:p>
+    <w:p>
+      <w:pPr>
+        <w:keepLines/>
+        <w:spacing w:before="100" w:after="180" w:line="264" w:lineRule="auto"/>
+        <w:ind w:left="230" w:right="115"/>
+        <w:shd w:fill="EEF6F5"/>
+        <w:pBdr>
+          <w:left w:val="single" w:sz="14" w:space="8" w:color="0F6F73"/>
+        </w:pBdr>
+      </w:pPr>
+      <w:r>
+        <w:rPr>
+          <w:rFonts w:ascii="Calibri" w:hAnsi="Calibri" w:eastAsia="Calibri"/>
+          <w:b/>
+          <w:color w:val="243746"/>
           <w:sz w:val="21"/>
         </w:rPr>
-        <w:t>Working direction: Marine litter is the only reporting flow. Public OBIS marine-life data is an ecological context layer.</w:t>
+        <w:t>Safety boundary:</w:t>
+      </w:r>
+      <w:r>
+        <w:rPr>
+          <w:rFonts w:ascii="Calibri" w:hAnsi="Calibri" w:eastAsia="Calibri"/>
+          <w:color w:val="243746"/>
+          <w:sz w:val="21"/>
+        </w:rPr>
+        <w:t xml:space="preserve"> Use synthetic or public data only. This MVP is a demonstration and learning tool. It does not prove a pollution source, verify species identity, establish ecological impact, or direct environmental enforcement or official clean-up action.</w:t>
       </w:r>
     </w:p>
     <w:p>
@@ -60,28 +107,64 @@
     </w:p>
     <w:p>
       <w:pPr>
-        <w:spacing w:after="120" w:line="259" w:lineRule="auto"/>
+        <w:spacing w:before="0" w:after="120" w:line="264" w:lineRule="auto"/>
       </w:pPr>
       <w:r>
         <w:rPr>
-          <w:rFonts w:ascii="Aptos" w:hAnsi="Aptos"/>
-          <w:color w:val="1F3742"/>
-          <w:sz w:val="21"/>
+          <w:rFonts w:ascii="Calibri" w:hAnsi="Calibri" w:eastAsia="Calibri"/>
+          <w:color w:val="243746"/>
+          <w:sz w:val="22"/>
         </w:rPr>
-        <w:t>The MVP lets a user report a litter observation in one selected Malaysian coastal area. The user enters a category, area, time, coordinates and an optional safe image URL, reviews the record, confirms it, and receives a transparent category result and an illustrative clean-up priority. A small OBIS sample is shown as map context.</w:t>
+        <w:t>Team 04 is building a focused web MVP for reporting marine litter in one selected Malaysian coastal demonstration area. A user records a synthetic observation, reviews and confirms it, then receives a transparent category result and an illustrative clean-up priority. A small, source-labelled OBIS sample provides marine-life context beside the result.</w:t>
       </w:r>
     </w:p>
     <w:p>
       <w:pPr>
-        <w:spacing w:after="120" w:line="259" w:lineRule="auto"/>
+        <w:spacing w:before="0" w:after="120" w:line="264" w:lineRule="auto"/>
       </w:pPr>
       <w:r>
         <w:rPr>
-          <w:rFonts w:ascii="Aptos" w:hAnsi="Aptos"/>
-          <w:color w:val="1F3742"/>
-          <w:sz w:val="21"/>
+          <w:rFonts w:ascii="Calibri" w:hAnsi="Calibri" w:eastAsia="Calibri"/>
+          <w:color w:val="243746"/>
+          <w:sz w:val="22"/>
         </w:rPr>
-        <w:t>This is a demonstration and learning tool. It does not prove a pollution source, verify a species identity, measure ecological change, or make an environmental enforcement decision.</w:t>
+        <w:t>Marine litter is the only reporting flow. Marine-life information is contextual and must not be interpreted as a verified sighting, ecological assessment or second reporting workflow.</w:t>
+      </w:r>
+    </w:p>
+    <w:p>
+      <w:pPr>
+        <w:pStyle w:val="Heading1"/>
+      </w:pPr>
+      <w:r>
+        <w:t>Product flow</w:t>
+      </w:r>
+    </w:p>
+    <w:p>
+      <w:pPr>
+        <w:spacing w:before="40" w:after="120"/>
+        <w:ind w:left="259"/>
+        <w:shd w:fill="EFF3F7"/>
+      </w:pPr>
+      <w:r>
+        <w:rPr>
+          <w:rFonts w:ascii="Consolas" w:hAnsi="Consolas" w:eastAsia="Consolas"/>
+          <w:color w:val="183B56"/>
+          <w:sz w:val="19"/>
+        </w:rPr>
+        <w:t>Report -&gt; Review and edit -&gt; Confirm -&gt; Save -&gt; Results and OBIS context</w:t>
+      </w:r>
+    </w:p>
+    <w:p>
+      <w:pPr>
+        <w:spacing w:before="0" w:after="120" w:line="264" w:lineRule="auto"/>
+      </w:pPr>
+      <w:r>
+        <w:rPr>
+          <w:rFonts w:ascii="Calibri" w:hAnsi="Calibri" w:eastAsia="Calibri"/>
+          <w:color w:val="243746"/>
+          <w:sz w:val="22"/>
+        </w:rPr>
+        <w:t>The user remains in control of the record before submission. Editing after review invalidates the previous confirmation, and only an explicit confirmation can create an observation.</w:t>
       </w:r>
     </w:p>
     <w:p>
@@ -95,33 +178,49 @@
     <w:tbl>
       <w:tblPr>
         <w:tblStyle w:val="TableGrid"/>
-        <w:tblW w:type="auto" w:w="0"/>
-        <w:jc w:val="center"/>
+        <w:jc w:val="left"/>
         <w:tblLook w:firstColumn="1" w:firstRow="1" w:lastColumn="0" w:lastRow="0" w:noHBand="0" w:noVBand="1" w:val="04A0"/>
+        <w:tblW w:w="9360" w:type="dxa"/>
+        <w:tblInd w:w="120" w:type="dxa"/>
+        <w:tblLayout w:type="fixed"/>
       </w:tblPr>
       <w:tblGrid>
-        <w:gridCol w:w="3389"/>
-        <w:gridCol w:w="3389"/>
-        <w:gridCol w:w="3389"/>
+        <w:gridCol w:w="2200"/>
+        <w:gridCol w:w="2200"/>
+        <w:gridCol w:w="4960"/>
       </w:tblGrid>
       <w:tr>
+        <w:trPr>
+          <w:tblHeader w:val="true"/>
+          <w:cantSplit/>
+        </w:trPr>
         <w:tc>
           <w:tcPr>
-            <w:tcW w:type="dxa" w:w="3389"/>
+            <w:tcW w:type="dxa" w:w="2200"/>
             <w:vAlign w:val="center"/>
-            <w:shd w:fill="147D85"/>
+            <w:tcMar>
+              <w:top w:w="80" w:type="dxa"/>
+              <w:start w:w="120" w:type="dxa"/>
+              <w:bottom w:w="80" w:type="dxa"/>
+              <w:end w:w="120" w:type="dxa"/>
+            </w:tcMar>
+            <w:shd w:fill="183B56"/>
           </w:tcPr>
           <w:p>
             <w:pPr>
-              <w:spacing w:after="40"/>
+              <w:spacing w:before="0" w:after="0" w:line="252" w:lineRule="auto"/>
             </w:pPr>
-            <w:r/>
             <w:r>
               <w:rPr>
-                <w:rFonts w:ascii="Aptos" w:hAnsi="Aptos"/>
+                <w:b/>
+              </w:rPr>
+            </w:r>
+            <w:r>
+              <w:rPr>
+                <w:rFonts w:ascii="Calibri" w:hAnsi="Calibri" w:eastAsia="Calibri"/>
                 <w:b/>
                 <w:color w:val="FFFFFF"/>
-                <w:sz w:val="19"/>
+                <w:sz w:val="18"/>
               </w:rPr>
               <w:t>Member</w:t>
             </w:r>
@@ -129,21 +228,31 @@
         </w:tc>
         <w:tc>
           <w:tcPr>
-            <w:tcW w:type="dxa" w:w="3389"/>
+            <w:tcW w:type="dxa" w:w="2200"/>
             <w:vAlign w:val="center"/>
-            <w:shd w:fill="147D85"/>
+            <w:tcMar>
+              <w:top w:w="80" w:type="dxa"/>
+              <w:start w:w="120" w:type="dxa"/>
+              <w:bottom w:w="80" w:type="dxa"/>
+              <w:end w:w="120" w:type="dxa"/>
+            </w:tcMar>
+            <w:shd w:fill="183B56"/>
           </w:tcPr>
           <w:p>
             <w:pPr>
-              <w:spacing w:after="40"/>
+              <w:spacing w:before="0" w:after="0" w:line="252" w:lineRule="auto"/>
             </w:pPr>
-            <w:r/>
             <w:r>
               <w:rPr>
-                <w:rFonts w:ascii="Aptos" w:hAnsi="Aptos"/>
+                <w:b/>
+              </w:rPr>
+            </w:r>
+            <w:r>
+              <w:rPr>
+                <w:rFonts w:ascii="Calibri" w:hAnsi="Calibri" w:eastAsia="Calibri"/>
                 <w:b/>
                 <w:color w:val="FFFFFF"/>
-                <w:sz w:val="19"/>
+                <w:sz w:val="18"/>
               </w:rPr>
               <w:t>Role</w:t>
             </w:r>
@@ -151,21 +260,31 @@
         </w:tc>
         <w:tc>
           <w:tcPr>
-            <w:tcW w:type="dxa" w:w="3389"/>
+            <w:tcW w:type="dxa" w:w="4960"/>
             <w:vAlign w:val="center"/>
-            <w:shd w:fill="147D85"/>
+            <w:tcMar>
+              <w:top w:w="80" w:type="dxa"/>
+              <w:start w:w="120" w:type="dxa"/>
+              <w:bottom w:w="80" w:type="dxa"/>
+              <w:end w:w="120" w:type="dxa"/>
+            </w:tcMar>
+            <w:shd w:fill="183B56"/>
           </w:tcPr>
           <w:p>
             <w:pPr>
-              <w:spacing w:after="40"/>
+              <w:spacing w:before="0" w:after="0" w:line="252" w:lineRule="auto"/>
             </w:pPr>
-            <w:r/>
             <w:r>
               <w:rPr>
-                <w:rFonts w:ascii="Aptos" w:hAnsi="Aptos"/>
+                <w:b/>
+              </w:rPr>
+            </w:r>
+            <w:r>
+              <w:rPr>
+                <w:rFonts w:ascii="Calibri" w:hAnsi="Calibri" w:eastAsia="Calibri"/>
                 <w:b/>
                 <w:color w:val="FFFFFF"/>
-                <w:sz w:val="19"/>
+                <w:sz w:val="18"/>
               </w:rPr>
               <w:t>Main responsibility</w:t>
             </w:r>
@@ -173,22 +292,31 @@
         </w:tc>
       </w:tr>
       <w:tr>
+        <w:trPr>
+          <w:cantSplit/>
+        </w:trPr>
         <w:tc>
           <w:tcPr>
-            <w:tcW w:type="dxa" w:w="3389"/>
+            <w:tcW w:type="dxa" w:w="2200"/>
             <w:vAlign w:val="center"/>
-            <w:shd w:fill="EAF5F4"/>
+            <w:tcMar>
+              <w:top w:w="80" w:type="dxa"/>
+              <w:start w:w="120" w:type="dxa"/>
+              <w:bottom w:w="80" w:type="dxa"/>
+              <w:end w:w="120" w:type="dxa"/>
+            </w:tcMar>
+            <w:shd w:fill="EFF3F7"/>
           </w:tcPr>
           <w:p>
             <w:pPr>
-              <w:spacing w:after="40"/>
+              <w:spacing w:before="0" w:after="0" w:line="252" w:lineRule="auto"/>
             </w:pPr>
             <w:r/>
             <w:r>
               <w:rPr>
-                <w:rFonts w:ascii="Aptos" w:hAnsi="Aptos"/>
-                <w:b w:val="0"/>
-                <w:sz w:val="19"/>
+                <w:rFonts w:ascii="Calibri" w:hAnsi="Calibri" w:eastAsia="Calibri"/>
+                <w:color w:val="243746"/>
+                <w:sz w:val="18"/>
               </w:rPr>
               <w:t>Huang Guan</w:t>
             </w:r>
@@ -196,20 +324,26 @@
         </w:tc>
         <w:tc>
           <w:tcPr>
-            <w:tcW w:type="dxa" w:w="3389"/>
+            <w:tcW w:type="dxa" w:w="2200"/>
             <w:vAlign w:val="center"/>
-            <w:shd w:fill="EAF5F4"/>
+            <w:tcMar>
+              <w:top w:w="80" w:type="dxa"/>
+              <w:start w:w="120" w:type="dxa"/>
+              <w:bottom w:w="80" w:type="dxa"/>
+              <w:end w:w="120" w:type="dxa"/>
+            </w:tcMar>
+            <w:shd w:fill="EFF3F7"/>
           </w:tcPr>
           <w:p>
             <w:pPr>
-              <w:spacing w:after="40"/>
+              <w:spacing w:before="0" w:after="0" w:line="252" w:lineRule="auto"/>
             </w:pPr>
             <w:r/>
             <w:r>
               <w:rPr>
-                <w:rFonts w:ascii="Aptos" w:hAnsi="Aptos"/>
-                <w:b w:val="0"/>
-                <w:sz w:val="19"/>
+                <w:rFonts w:ascii="Calibri" w:hAnsi="Calibri" w:eastAsia="Calibri"/>
+                <w:color w:val="243746"/>
+                <w:sz w:val="18"/>
               </w:rPr>
               <w:t>Project Manager</w:t>
             </w:r>
@@ -217,42 +351,57 @@
         </w:tc>
         <w:tc>
           <w:tcPr>
-            <w:tcW w:type="dxa" w:w="3389"/>
+            <w:tcW w:type="dxa" w:w="4960"/>
             <w:vAlign w:val="center"/>
-            <w:shd w:fill="EAF5F4"/>
+            <w:tcMar>
+              <w:top w:w="80" w:type="dxa"/>
+              <w:start w:w="120" w:type="dxa"/>
+              <w:bottom w:w="80" w:type="dxa"/>
+              <w:end w:w="120" w:type="dxa"/>
+            </w:tcMar>
+            <w:shd w:fill="EFF3F7"/>
           </w:tcPr>
           <w:p>
             <w:pPr>
-              <w:spacing w:after="40"/>
+              <w:spacing w:before="0" w:after="0" w:line="252" w:lineRule="auto"/>
             </w:pPr>
             <w:r/>
             <w:r>
               <w:rPr>
-                <w:rFonts w:ascii="Aptos" w:hAnsi="Aptos"/>
-                <w:b w:val="0"/>
-                <w:sz w:val="19"/>
+                <w:rFonts w:ascii="Calibri" w:hAnsi="Calibri" w:eastAsia="Calibri"/>
+                <w:color w:val="243746"/>
+                <w:sz w:val="18"/>
               </w:rPr>
-              <w:t>Scope, coordination, integration, evidence and release checks</w:t>
+              <w:t>Scope, facilitation, integration, evidence coordination and release checks</w:t>
             </w:r>
           </w:p>
         </w:tc>
       </w:tr>
       <w:tr>
+        <w:trPr>
+          <w:cantSplit/>
+        </w:trPr>
         <w:tc>
           <w:tcPr>
-            <w:tcW w:type="dxa" w:w="3389"/>
+            <w:tcW w:type="dxa" w:w="2200"/>
             <w:vAlign w:val="center"/>
+            <w:tcMar>
+              <w:top w:w="80" w:type="dxa"/>
+              <w:start w:w="120" w:type="dxa"/>
+              <w:bottom w:w="80" w:type="dxa"/>
+              <w:end w:w="120" w:type="dxa"/>
+            </w:tcMar>
           </w:tcPr>
           <w:p>
             <w:pPr>
-              <w:spacing w:after="40"/>
+              <w:spacing w:before="0" w:after="0" w:line="252" w:lineRule="auto"/>
             </w:pPr>
             <w:r/>
             <w:r>
               <w:rPr>
-                <w:rFonts w:ascii="Aptos" w:hAnsi="Aptos"/>
-                <w:b w:val="0"/>
-                <w:sz w:val="19"/>
+                <w:rFonts w:ascii="Calibri" w:hAnsi="Calibri" w:eastAsia="Calibri"/>
+                <w:color w:val="243746"/>
+                <w:sz w:val="18"/>
               </w:rPr>
               <w:t>Hnin Darli Myint Myat</w:t>
             </w:r>
@@ -260,19 +409,25 @@
         </w:tc>
         <w:tc>
           <w:tcPr>
-            <w:tcW w:type="dxa" w:w="3389"/>
+            <w:tcW w:type="dxa" w:w="2200"/>
             <w:vAlign w:val="center"/>
+            <w:tcMar>
+              <w:top w:w="80" w:type="dxa"/>
+              <w:start w:w="120" w:type="dxa"/>
+              <w:bottom w:w="80" w:type="dxa"/>
+              <w:end w:w="120" w:type="dxa"/>
+            </w:tcMar>
           </w:tcPr>
           <w:p>
             <w:pPr>
-              <w:spacing w:after="40"/>
+              <w:spacing w:before="0" w:after="0" w:line="252" w:lineRule="auto"/>
             </w:pPr>
             <w:r/>
             <w:r>
               <w:rPr>
-                <w:rFonts w:ascii="Aptos" w:hAnsi="Aptos"/>
-                <w:b w:val="0"/>
-                <w:sz w:val="19"/>
+                <w:rFonts w:ascii="Calibri" w:hAnsi="Calibri" w:eastAsia="Calibri"/>
+                <w:color w:val="243746"/>
+                <w:sz w:val="18"/>
               </w:rPr>
               <w:t>Data Analysis and Visualisation</w:t>
             </w:r>
@@ -280,42 +435,57 @@
         </w:tc>
         <w:tc>
           <w:tcPr>
-            <w:tcW w:type="dxa" w:w="3389"/>
+            <w:tcW w:type="dxa" w:w="4960"/>
             <w:vAlign w:val="center"/>
+            <w:tcMar>
+              <w:top w:w="80" w:type="dxa"/>
+              <w:start w:w="120" w:type="dxa"/>
+              <w:bottom w:w="80" w:type="dxa"/>
+              <w:end w:w="120" w:type="dxa"/>
+            </w:tcMar>
           </w:tcPr>
           <w:p>
             <w:pPr>
-              <w:spacing w:after="40"/>
+              <w:spacing w:before="0" w:after="0" w:line="252" w:lineRule="auto"/>
             </w:pPr>
             <w:r/>
             <w:r>
               <w:rPr>
-                <w:rFonts w:ascii="Aptos" w:hAnsi="Aptos"/>
-                <w:b w:val="0"/>
-                <w:sz w:val="19"/>
+                <w:rFonts w:ascii="Calibri" w:hAnsi="Calibri" w:eastAsia="Calibri"/>
+                <w:color w:val="243746"/>
+                <w:sz w:val="18"/>
               </w:rPr>
-              <w:t>Public data review, context explanation and visual communication</w:t>
+              <w:t>Public-data review, OBIS source notes, context explanation and visual communication</w:t>
             </w:r>
           </w:p>
         </w:tc>
       </w:tr>
       <w:tr>
+        <w:trPr>
+          <w:cantSplit/>
+        </w:trPr>
         <w:tc>
           <w:tcPr>
-            <w:tcW w:type="dxa" w:w="3389"/>
+            <w:tcW w:type="dxa" w:w="2200"/>
             <w:vAlign w:val="center"/>
-            <w:shd w:fill="EAF5F4"/>
+            <w:tcMar>
+              <w:top w:w="80" w:type="dxa"/>
+              <w:start w:w="120" w:type="dxa"/>
+              <w:bottom w:w="80" w:type="dxa"/>
+              <w:end w:w="120" w:type="dxa"/>
+            </w:tcMar>
+            <w:shd w:fill="EFF3F7"/>
           </w:tcPr>
           <w:p>
             <w:pPr>
-              <w:spacing w:after="40"/>
+              <w:spacing w:before="0" w:after="0" w:line="252" w:lineRule="auto"/>
             </w:pPr>
             <w:r/>
             <w:r>
               <w:rPr>
-                <w:rFonts w:ascii="Aptos" w:hAnsi="Aptos"/>
-                <w:b w:val="0"/>
-                <w:sz w:val="19"/>
+                <w:rFonts w:ascii="Calibri" w:hAnsi="Calibri" w:eastAsia="Calibri"/>
+                <w:color w:val="243746"/>
+                <w:sz w:val="18"/>
               </w:rPr>
               <w:t>Qian Jiang</w:t>
             </w:r>
@@ -323,20 +493,26 @@
         </w:tc>
         <w:tc>
           <w:tcPr>
-            <w:tcW w:type="dxa" w:w="3389"/>
+            <w:tcW w:type="dxa" w:w="2200"/>
             <w:vAlign w:val="center"/>
-            <w:shd w:fill="EAF5F4"/>
+            <w:tcMar>
+              <w:top w:w="80" w:type="dxa"/>
+              <w:start w:w="120" w:type="dxa"/>
+              <w:bottom w:w="80" w:type="dxa"/>
+              <w:end w:w="120" w:type="dxa"/>
+            </w:tcMar>
+            <w:shd w:fill="EFF3F7"/>
           </w:tcPr>
           <w:p>
             <w:pPr>
-              <w:spacing w:after="40"/>
+              <w:spacing w:before="0" w:after="0" w:line="252" w:lineRule="auto"/>
             </w:pPr>
             <w:r/>
             <w:r>
               <w:rPr>
-                <w:rFonts w:ascii="Aptos" w:hAnsi="Aptos"/>
-                <w:b w:val="0"/>
-                <w:sz w:val="19"/>
+                <w:rFonts w:ascii="Calibri" w:hAnsi="Calibri" w:eastAsia="Calibri"/>
+                <w:color w:val="243746"/>
+                <w:sz w:val="18"/>
               </w:rPr>
               <w:t>UI/UX and Frontend</w:t>
             </w:r>
@@ -344,42 +520,57 @@
         </w:tc>
         <w:tc>
           <w:tcPr>
-            <w:tcW w:type="dxa" w:w="3389"/>
+            <w:tcW w:type="dxa" w:w="4960"/>
             <w:vAlign w:val="center"/>
-            <w:shd w:fill="EAF5F4"/>
+            <w:tcMar>
+              <w:top w:w="80" w:type="dxa"/>
+              <w:start w:w="120" w:type="dxa"/>
+              <w:bottom w:w="80" w:type="dxa"/>
+              <w:end w:w="120" w:type="dxa"/>
+            </w:tcMar>
+            <w:shd w:fill="EFF3F7"/>
           </w:tcPr>
           <w:p>
             <w:pPr>
-              <w:spacing w:after="40"/>
+              <w:spacing w:before="0" w:after="0" w:line="252" w:lineRule="auto"/>
             </w:pPr>
             <w:r/>
             <w:r>
               <w:rPr>
-                <w:rFonts w:ascii="Aptos" w:hAnsi="Aptos"/>
-                <w:b w:val="0"/>
-                <w:sz w:val="19"/>
+                <w:rFonts w:ascii="Calibri" w:hAnsi="Calibri" w:eastAsia="Calibri"/>
+                <w:color w:val="243746"/>
+                <w:sz w:val="18"/>
               </w:rPr>
-              <w:t>Accessible interface, interaction flow and visual design</w:t>
+              <w:t>Accessible interface, responsive layout, interaction flow and visual design</w:t>
             </w:r>
           </w:p>
         </w:tc>
       </w:tr>
       <w:tr>
+        <w:trPr>
+          <w:cantSplit/>
+        </w:trPr>
         <w:tc>
           <w:tcPr>
-            <w:tcW w:type="dxa" w:w="3389"/>
+            <w:tcW w:type="dxa" w:w="2200"/>
             <w:vAlign w:val="center"/>
+            <w:tcMar>
+              <w:top w:w="80" w:type="dxa"/>
+              <w:start w:w="120" w:type="dxa"/>
+              <w:bottom w:w="80" w:type="dxa"/>
+              <w:end w:w="120" w:type="dxa"/>
+            </w:tcMar>
           </w:tcPr>
           <w:p>
             <w:pPr>
-              <w:spacing w:after="40"/>
+              <w:spacing w:before="0" w:after="0" w:line="252" w:lineRule="auto"/>
             </w:pPr>
             <w:r/>
             <w:r>
               <w:rPr>
-                <w:rFonts w:ascii="Aptos" w:hAnsi="Aptos"/>
-                <w:b w:val="0"/>
-                <w:sz w:val="19"/>
+                <w:rFonts w:ascii="Calibri" w:hAnsi="Calibri" w:eastAsia="Calibri"/>
+                <w:color w:val="243746"/>
+                <w:sz w:val="18"/>
               </w:rPr>
               <w:t>Hanxia Li</w:t>
             </w:r>
@@ -387,19 +578,25 @@
         </w:tc>
         <w:tc>
           <w:tcPr>
-            <w:tcW w:type="dxa" w:w="3389"/>
+            <w:tcW w:type="dxa" w:w="2200"/>
             <w:vAlign w:val="center"/>
+            <w:tcMar>
+              <w:top w:w="80" w:type="dxa"/>
+              <w:start w:w="120" w:type="dxa"/>
+              <w:bottom w:w="80" w:type="dxa"/>
+              <w:end w:w="120" w:type="dxa"/>
+            </w:tcMar>
           </w:tcPr>
           <w:p>
             <w:pPr>
-              <w:spacing w:after="40"/>
+              <w:spacing w:before="0" w:after="0" w:line="252" w:lineRule="auto"/>
             </w:pPr>
             <w:r/>
             <w:r>
               <w:rPr>
-                <w:rFonts w:ascii="Aptos" w:hAnsi="Aptos"/>
-                <w:b w:val="0"/>
-                <w:sz w:val="19"/>
+                <w:rFonts w:ascii="Calibri" w:hAnsi="Calibri" w:eastAsia="Calibri"/>
+                <w:color w:val="243746"/>
+                <w:sz w:val="18"/>
               </w:rPr>
               <w:t>Backend Developer</w:t>
             </w:r>
@@ -407,42 +604,57 @@
         </w:tc>
         <w:tc>
           <w:tcPr>
-            <w:tcW w:type="dxa" w:w="3389"/>
+            <w:tcW w:type="dxa" w:w="4960"/>
             <w:vAlign w:val="center"/>
+            <w:tcMar>
+              <w:top w:w="80" w:type="dxa"/>
+              <w:start w:w="120" w:type="dxa"/>
+              <w:bottom w:w="80" w:type="dxa"/>
+              <w:end w:w="120" w:type="dxa"/>
+            </w:tcMar>
           </w:tcPr>
           <w:p>
             <w:pPr>
-              <w:spacing w:after="40"/>
+              <w:spacing w:before="0" w:after="0" w:line="252" w:lineRule="auto"/>
             </w:pPr>
             <w:r/>
             <w:r>
               <w:rPr>
-                <w:rFonts w:ascii="Aptos" w:hAnsi="Aptos"/>
-                <w:b w:val="0"/>
-                <w:sz w:val="19"/>
+                <w:rFonts w:ascii="Calibri" w:hAnsi="Calibri" w:eastAsia="Calibri"/>
+                <w:color w:val="243746"/>
+                <w:sz w:val="18"/>
               </w:rPr>
-              <w:t>Flask API, validation and application integration</w:t>
+              <w:t>Flask API, input validation, application logic and integration support</w:t>
             </w:r>
           </w:p>
         </w:tc>
       </w:tr>
       <w:tr>
+        <w:trPr>
+          <w:cantSplit/>
+        </w:trPr>
         <w:tc>
           <w:tcPr>
-            <w:tcW w:type="dxa" w:w="3389"/>
+            <w:tcW w:type="dxa" w:w="2200"/>
             <w:vAlign w:val="center"/>
-            <w:shd w:fill="EAF5F4"/>
+            <w:tcMar>
+              <w:top w:w="80" w:type="dxa"/>
+              <w:start w:w="120" w:type="dxa"/>
+              <w:bottom w:w="80" w:type="dxa"/>
+              <w:end w:w="120" w:type="dxa"/>
+            </w:tcMar>
+            <w:shd w:fill="EFF3F7"/>
           </w:tcPr>
           <w:p>
             <w:pPr>
-              <w:spacing w:after="40"/>
+              <w:spacing w:before="0" w:after="0" w:line="252" w:lineRule="auto"/>
             </w:pPr>
             <w:r/>
             <w:r>
               <w:rPr>
-                <w:rFonts w:ascii="Aptos" w:hAnsi="Aptos"/>
-                <w:b w:val="0"/>
-                <w:sz w:val="19"/>
+                <w:rFonts w:ascii="Calibri" w:hAnsi="Calibri" w:eastAsia="Calibri"/>
+                <w:color w:val="243746"/>
+                <w:sz w:val="18"/>
               </w:rPr>
               <w:t>Chong Junn Keith</w:t>
             </w:r>
@@ -450,20 +662,26 @@
         </w:tc>
         <w:tc>
           <w:tcPr>
-            <w:tcW w:type="dxa" w:w="3389"/>
+            <w:tcW w:type="dxa" w:w="2200"/>
             <w:vAlign w:val="center"/>
-            <w:shd w:fill="EAF5F4"/>
+            <w:tcMar>
+              <w:top w:w="80" w:type="dxa"/>
+              <w:start w:w="120" w:type="dxa"/>
+              <w:bottom w:w="80" w:type="dxa"/>
+              <w:end w:w="120" w:type="dxa"/>
+            </w:tcMar>
+            <w:shd w:fill="EFF3F7"/>
           </w:tcPr>
           <w:p>
             <w:pPr>
-              <w:spacing w:after="40"/>
+              <w:spacing w:before="0" w:after="0" w:line="252" w:lineRule="auto"/>
             </w:pPr>
             <w:r/>
             <w:r>
               <w:rPr>
-                <w:rFonts w:ascii="Aptos" w:hAnsi="Aptos"/>
-                <w:b w:val="0"/>
-                <w:sz w:val="19"/>
+                <w:rFonts w:ascii="Calibri" w:hAnsi="Calibri" w:eastAsia="Calibri"/>
+                <w:color w:val="243746"/>
+                <w:sz w:val="18"/>
               </w:rPr>
               <w:t>Database and Backend</w:t>
             </w:r>
@@ -471,42 +689,57 @@
         </w:tc>
         <w:tc>
           <w:tcPr>
-            <w:tcW w:type="dxa" w:w="3389"/>
+            <w:tcW w:type="dxa" w:w="4960"/>
             <w:vAlign w:val="center"/>
-            <w:shd w:fill="EAF5F4"/>
+            <w:tcMar>
+              <w:top w:w="80" w:type="dxa"/>
+              <w:start w:w="120" w:type="dxa"/>
+              <w:bottom w:w="80" w:type="dxa"/>
+              <w:end w:w="120" w:type="dxa"/>
+            </w:tcMar>
+            <w:shd w:fill="EFF3F7"/>
           </w:tcPr>
           <w:p>
             <w:pPr>
-              <w:spacing w:after="40"/>
+              <w:spacing w:before="0" w:after="0" w:line="252" w:lineRule="auto"/>
             </w:pPr>
             <w:r/>
             <w:r>
               <w:rPr>
-                <w:rFonts w:ascii="Aptos" w:hAnsi="Aptos"/>
-                <w:b w:val="0"/>
-                <w:sz w:val="19"/>
+                <w:rFonts w:ascii="Calibri" w:hAnsi="Calibri" w:eastAsia="Calibri"/>
+                <w:color w:val="243746"/>
+                <w:sz w:val="18"/>
               </w:rPr>
-              <w:t>PostgreSQL/SQLite schema, persistence and database checks</w:t>
+              <w:t>PostgreSQL/SQLite schema, persistence and database verification</w:t>
             </w:r>
           </w:p>
         </w:tc>
       </w:tr>
       <w:tr>
+        <w:trPr>
+          <w:cantSplit/>
+        </w:trPr>
         <w:tc>
           <w:tcPr>
-            <w:tcW w:type="dxa" w:w="3389"/>
+            <w:tcW w:type="dxa" w:w="2200"/>
             <w:vAlign w:val="center"/>
+            <w:tcMar>
+              <w:top w:w="80" w:type="dxa"/>
+              <w:start w:w="120" w:type="dxa"/>
+              <w:bottom w:w="80" w:type="dxa"/>
+              <w:end w:w="120" w:type="dxa"/>
+            </w:tcMar>
           </w:tcPr>
           <w:p>
             <w:pPr>
-              <w:spacing w:after="40"/>
+              <w:spacing w:before="0" w:after="0" w:line="252" w:lineRule="auto"/>
             </w:pPr>
             <w:r/>
             <w:r>
               <w:rPr>
-                <w:rFonts w:ascii="Aptos" w:hAnsi="Aptos"/>
-                <w:b w:val="0"/>
-                <w:sz w:val="19"/>
+                <w:rFonts w:ascii="Calibri" w:hAnsi="Calibri" w:eastAsia="Calibri"/>
+                <w:color w:val="243746"/>
+                <w:sz w:val="18"/>
               </w:rPr>
               <w:t>Benshuai Su</w:t>
             </w:r>
@@ -514,19 +747,25 @@
         </w:tc>
         <w:tc>
           <w:tcPr>
-            <w:tcW w:type="dxa" w:w="3389"/>
+            <w:tcW w:type="dxa" w:w="2200"/>
             <w:vAlign w:val="center"/>
+            <w:tcMar>
+              <w:top w:w="80" w:type="dxa"/>
+              <w:start w:w="120" w:type="dxa"/>
+              <w:bottom w:w="80" w:type="dxa"/>
+              <w:end w:w="120" w:type="dxa"/>
+            </w:tcMar>
           </w:tcPr>
           <w:p>
             <w:pPr>
-              <w:spacing w:after="40"/>
+              <w:spacing w:before="0" w:after="0" w:line="252" w:lineRule="auto"/>
             </w:pPr>
             <w:r/>
             <w:r>
               <w:rPr>
-                <w:rFonts w:ascii="Aptos" w:hAnsi="Aptos"/>
-                <w:b w:val="0"/>
-                <w:sz w:val="19"/>
+                <w:rFonts w:ascii="Calibri" w:hAnsi="Calibri" w:eastAsia="Calibri"/>
+                <w:color w:val="243746"/>
+                <w:sz w:val="18"/>
               </w:rPr>
               <w:t>Backend and Intelligent Features</w:t>
             </w:r>
@@ -534,21 +773,27 @@
         </w:tc>
         <w:tc>
           <w:tcPr>
-            <w:tcW w:type="dxa" w:w="3389"/>
+            <w:tcW w:type="dxa" w:w="4960"/>
             <w:vAlign w:val="center"/>
+            <w:tcMar>
+              <w:top w:w="80" w:type="dxa"/>
+              <w:start w:w="120" w:type="dxa"/>
+              <w:bottom w:w="80" w:type="dxa"/>
+              <w:end w:w="120" w:type="dxa"/>
+            </w:tcMar>
           </w:tcPr>
           <w:p>
             <w:pPr>
-              <w:spacing w:after="40"/>
+              <w:spacing w:before="0" w:after="0" w:line="252" w:lineRule="auto"/>
             </w:pPr>
             <w:r/>
             <w:r>
               <w:rPr>
-                <w:rFonts w:ascii="Aptos" w:hAnsi="Aptos"/>
-                <w:b w:val="0"/>
-                <w:sz w:val="19"/>
+                <w:rFonts w:ascii="Calibri" w:hAnsi="Calibri" w:eastAsia="Calibri"/>
+                <w:color w:val="243746"/>
+                <w:sz w:val="18"/>
               </w:rPr>
-              <w:t>Rule explanation, future AI adapter boundary and technical support</w:t>
+              <w:t>Transparent rule explanation, future AI-adapter boundary and technical support</w:t>
             </w:r>
           </w:p>
         </w:tc>
@@ -556,29 +801,238 @@
     </w:tbl>
     <w:p>
       <w:pPr>
-        <w:spacing w:after="40"/>
-      </w:pPr>
-    </w:p>
-    <w:p>
-      <w:pPr>
         <w:pStyle w:val="Heading1"/>
       </w:pPr>
       <w:r>
-        <w:t>MVP flow</w:t>
+        <w:t>MVP scope</w:t>
       </w:r>
     </w:p>
     <w:p>
       <w:pPr>
-        <w:spacing w:after="100"/>
-        <w:ind w:left="259"/>
+        <w:pStyle w:val="Heading2"/>
+      </w:pPr>
+      <w:r>
+        <w:t>Included in the first release</w:t>
+      </w:r>
+    </w:p>
+    <w:p>
+      <w:pPr>
+        <w:spacing w:before="0" w:after="80" w:line="280" w:lineRule="auto"/>
+        <w:numPr>
+          <w:ilvl w:val="0"/>
+          <w:numId w:val="10"/>
+        </w:numPr>
       </w:pPr>
       <w:r>
         <w:rPr>
-          <w:rFonts w:ascii="Consolas" w:hAnsi="Consolas"/>
-          <w:color w:val="275C63"/>
-          <w:sz w:val="19"/>
+          <w:rFonts w:ascii="Calibri" w:hAnsi="Calibri" w:eastAsia="Calibri"/>
+          <w:color w:val="243746"/>
+          <w:sz w:val="22"/>
         </w:rPr>
-        <w:t>Report → Review and edit → Confirm → Save → Results and map context</w:t>
+        <w:t>One marine-litter reporting flow in one selected Malaysian coastal demonstration area, using Plastic packaging, Fishing gear, Glass, Metal and Other.</w:t>
+      </w:r>
+    </w:p>
+    <w:p>
+      <w:pPr>
+        <w:spacing w:before="0" w:after="80" w:line="280" w:lineRule="auto"/>
+        <w:numPr>
+          <w:ilvl w:val="0"/>
+          <w:numId w:val="10"/>
+        </w:numPr>
+      </w:pPr>
+      <w:r>
+        <w:rPr>
+          <w:rFonts w:ascii="Calibri" w:hAnsi="Calibri" w:eastAsia="Calibri"/>
+          <w:color w:val="243746"/>
+          <w:sz w:val="22"/>
+        </w:rPr>
+        <w:t>The form keeps five fixed litter categories and offers five coarse area labels</w:t>
+      </w:r>
+    </w:p>
+    <w:p>
+      <w:pPr>
+        <w:spacing w:before="0" w:after="120" w:line="264" w:lineRule="auto"/>
+      </w:pPr>
+      <w:r>
+        <w:rPr>
+          <w:rFonts w:ascii="Calibri" w:hAnsi="Calibri" w:eastAsia="Calibri"/>
+          <w:color w:val="243746"/>
+          <w:sz w:val="22"/>
+        </w:rPr>
+        <w:t>through a native dropdown. These labels are aggregated demonstration context,</w:t>
+      </w:r>
+    </w:p>
+    <w:p>
+      <w:pPr>
+        <w:spacing w:before="0" w:after="120" w:line="264" w:lineRule="auto"/>
+      </w:pPr>
+      <w:r>
+        <w:rPr>
+          <w:rFonts w:ascii="Calibri" w:hAnsi="Calibri" w:eastAsia="Calibri"/>
+          <w:color w:val="243746"/>
+          <w:sz w:val="22"/>
+        </w:rPr>
+        <w:t>not verified litter-survey sites.</w:t>
+      </w:r>
+    </w:p>
+    <w:p>
+      <w:pPr>
+        <w:spacing w:before="0" w:after="80" w:line="280" w:lineRule="auto"/>
+        <w:numPr>
+          <w:ilvl w:val="0"/>
+          <w:numId w:val="10"/>
+        </w:numPr>
+      </w:pPr>
+      <w:r>
+        <w:rPr>
+          <w:rFonts w:ascii="Calibri" w:hAnsi="Calibri" w:eastAsia="Calibri"/>
+          <w:color w:val="243746"/>
+          <w:sz w:val="22"/>
+        </w:rPr>
+        <w:t>Validated input, review, edit and explicit confirmation before submission.</w:t>
+      </w:r>
+    </w:p>
+    <w:p>
+      <w:pPr>
+        <w:spacing w:before="0" w:after="80" w:line="280" w:lineRule="auto"/>
+        <w:numPr>
+          <w:ilvl w:val="0"/>
+          <w:numId w:val="10"/>
+        </w:numPr>
+      </w:pPr>
+      <w:r>
+        <w:rPr>
+          <w:rFonts w:ascii="Calibri" w:hAnsi="Calibri" w:eastAsia="Calibri"/>
+          <w:color w:val="243746"/>
+          <w:sz w:val="22"/>
+        </w:rPr>
+        <w:t xml:space="preserve">PostgreSQL on Render with a local SQLite fallback when </w:t>
+      </w:r>
+      <w:r>
+        <w:rPr>
+          <w:rFonts w:ascii="Consolas" w:hAnsi="Consolas" w:eastAsia="Consolas"/>
+          <w:color w:val="183B56"/>
+          <w:sz w:val="20"/>
+        </w:rPr>
+        <w:t>DATABASE_URL</w:t>
+      </w:r>
+      <w:r>
+        <w:rPr>
+          <w:rFonts w:ascii="Calibri" w:hAnsi="Calibri" w:eastAsia="Calibri"/>
+          <w:color w:val="243746"/>
+          <w:sz w:val="22"/>
+        </w:rPr>
+        <w:t xml:space="preserve"> is absent.</w:t>
+      </w:r>
+    </w:p>
+    <w:p>
+      <w:pPr>
+        <w:spacing w:before="0" w:after="80" w:line="280" w:lineRule="auto"/>
+        <w:numPr>
+          <w:ilvl w:val="0"/>
+          <w:numId w:val="10"/>
+        </w:numPr>
+      </w:pPr>
+      <w:r>
+        <w:rPr>
+          <w:rFonts w:ascii="Calibri" w:hAnsi="Calibri" w:eastAsia="Calibri"/>
+          <w:color w:val="243746"/>
+          <w:sz w:val="22"/>
+        </w:rPr>
+        <w:t>Transparent rule-based classification and illustrative priority wording.</w:t>
+      </w:r>
+    </w:p>
+    <w:p>
+      <w:pPr>
+        <w:spacing w:before="0" w:after="80" w:line="280" w:lineRule="auto"/>
+        <w:numPr>
+          <w:ilvl w:val="0"/>
+          <w:numId w:val="10"/>
+        </w:numPr>
+      </w:pPr>
+      <w:r>
+        <w:rPr>
+          <w:rFonts w:ascii="Calibri" w:hAnsi="Calibri" w:eastAsia="Calibri"/>
+          <w:color w:val="243746"/>
+          <w:sz w:val="22"/>
+        </w:rPr>
+        <w:t>A versioned, source-labelled static OBIS sample with location masking, a map and an accessible list fallback.</w:t>
+      </w:r>
+    </w:p>
+    <w:p>
+      <w:pPr>
+        <w:pStyle w:val="Heading2"/>
+      </w:pPr>
+      <w:r>
+        <w:t>Outside the first release</w:t>
+      </w:r>
+    </w:p>
+    <w:p>
+      <w:pPr>
+        <w:spacing w:before="0" w:after="80" w:line="280" w:lineRule="auto"/>
+        <w:numPr>
+          <w:ilvl w:val="0"/>
+          <w:numId w:val="10"/>
+        </w:numPr>
+      </w:pPr>
+      <w:r>
+        <w:rPr>
+          <w:rFonts w:ascii="Calibri" w:hAnsi="Calibri" w:eastAsia="Calibri"/>
+          <w:color w:val="243746"/>
+          <w:sz w:val="22"/>
+        </w:rPr>
+        <w:t>Personal identifiers, accounts, private observations or raw file uploads.</w:t>
+      </w:r>
+    </w:p>
+    <w:p>
+      <w:pPr>
+        <w:spacing w:before="0" w:after="80" w:line="280" w:lineRule="auto"/>
+        <w:numPr>
+          <w:ilvl w:val="0"/>
+          <w:numId w:val="10"/>
+        </w:numPr>
+      </w:pPr>
+      <w:r>
+        <w:rPr>
+          <w:rFonts w:ascii="Calibri" w:hAnsi="Calibri" w:eastAsia="Calibri"/>
+          <w:color w:val="243746"/>
+          <w:sz w:val="22"/>
+        </w:rPr>
+        <w:t>Live OBIS dependence, real-time scientific monitoring or a second marine-animal reporting flow.</w:t>
+      </w:r>
+    </w:p>
+    <w:p>
+      <w:pPr>
+        <w:spacing w:before="0" w:after="80" w:line="280" w:lineRule="auto"/>
+        <w:numPr>
+          <w:ilvl w:val="0"/>
+          <w:numId w:val="10"/>
+        </w:numPr>
+      </w:pPr>
+      <w:r>
+        <w:rPr>
+          <w:rFonts w:ascii="Calibri" w:hAnsi="Calibri" w:eastAsia="Calibri"/>
+          <w:color w:val="243746"/>
+          <w:sz w:val="22"/>
+        </w:rPr>
+        <w:t>Pollution-source attribution, ecological-impact assessment or enforcement workflow.</w:t>
+      </w:r>
+    </w:p>
+    <w:p>
+      <w:pPr>
+        <w:spacing w:before="0" w:after="80" w:line="280" w:lineRule="auto"/>
+        <w:numPr>
+          <w:ilvl w:val="0"/>
+          <w:numId w:val="10"/>
+        </w:numPr>
+      </w:pPr>
+      <w:r>
+        <w:rPr>
+          <w:rFonts w:ascii="Calibri" w:hAnsi="Calibri" w:eastAsia="Calibri"/>
+          <w:color w:val="243746"/>
+          <w:sz w:val="22"/>
+        </w:rPr>
+        <w:t>External AI/CV, verified species recognition, exact threatened-species locations or automated clean-up decisions.</w:t>
       </w:r>
     </w:p>
     <w:p>
@@ -586,77 +1040,245 @@
         <w:pStyle w:val="Heading1"/>
       </w:pPr>
       <w:r>
-        <w:t>Current boundaries</w:t>
+        <w:t>Implementation baseline</w:t>
       </w:r>
     </w:p>
     <w:p>
       <w:pPr>
-        <w:pStyle w:val="ListBullet"/>
-        <w:spacing w:after="60"/>
+        <w:spacing w:before="0" w:after="80" w:line="280" w:lineRule="auto"/>
+        <w:numPr>
+          <w:ilvl w:val="0"/>
+          <w:numId w:val="10"/>
+        </w:numPr>
       </w:pPr>
       <w:r>
         <w:rPr>
-          <w:rFonts w:ascii="Aptos" w:hAnsi="Aptos"/>
-          <w:color w:val="1F3742"/>
-          <w:sz w:val="21"/>
+          <w:rFonts w:ascii="Calibri" w:hAnsi="Calibri" w:eastAsia="Calibri"/>
+          <w:color w:val="243746"/>
+          <w:sz w:val="22"/>
         </w:rPr>
-        <w:t>Fixed categories: Plastic packaging, Fishing gear, Glass, Metal and Other.</w:t>
+        <w:t xml:space="preserve">Backend and frontend entry points: </w:t>
+      </w:r>
+      <w:r>
+        <w:rPr>
+          <w:rFonts w:ascii="Consolas" w:hAnsi="Consolas" w:eastAsia="Consolas"/>
+          <w:color w:val="183B56"/>
+          <w:sz w:val="20"/>
+        </w:rPr>
+        <w:t>actual-project/backend/app.py</w:t>
+      </w:r>
+      <w:r>
+        <w:rPr>
+          <w:rFonts w:ascii="Calibri" w:hAnsi="Calibri" w:eastAsia="Calibri"/>
+          <w:color w:val="243746"/>
+          <w:sz w:val="22"/>
+        </w:rPr>
+        <w:t xml:space="preserve"> and </w:t>
+      </w:r>
+      <w:r>
+        <w:rPr>
+          <w:rFonts w:ascii="Consolas" w:hAnsi="Consolas" w:eastAsia="Consolas"/>
+          <w:color w:val="183B56"/>
+          <w:sz w:val="20"/>
+        </w:rPr>
+        <w:t>actual-project/frontend/index.html</w:t>
+      </w:r>
+      <w:r>
+        <w:rPr>
+          <w:rFonts w:ascii="Calibri" w:hAnsi="Calibri" w:eastAsia="Calibri"/>
+          <w:color w:val="243746"/>
+          <w:sz w:val="22"/>
+        </w:rPr>
+        <w:t>.</w:t>
       </w:r>
     </w:p>
     <w:p>
       <w:pPr>
-        <w:pStyle w:val="ListBullet"/>
-        <w:spacing w:after="60"/>
+        <w:spacing w:before="0" w:after="80" w:line="280" w:lineRule="auto"/>
+        <w:numPr>
+          <w:ilvl w:val="0"/>
+          <w:numId w:val="10"/>
+        </w:numPr>
       </w:pPr>
       <w:r>
         <w:rPr>
-          <w:rFonts w:ascii="Aptos" w:hAnsi="Aptos"/>
-          <w:color w:val="1F3742"/>
-          <w:sz w:val="21"/>
+          <w:rFonts w:ascii="Calibri" w:hAnsi="Calibri" w:eastAsia="Calibri"/>
+          <w:color w:val="243746"/>
+          <w:sz w:val="22"/>
         </w:rPr>
-        <w:t>Public/static OBIS context is source-labelled and sensitive locations are masked or aggregated.</w:t>
+        <w:t xml:space="preserve">API contract: </w:t>
+      </w:r>
+      <w:r>
+        <w:rPr>
+          <w:rFonts w:ascii="Consolas" w:hAnsi="Consolas" w:eastAsia="Consolas"/>
+          <w:color w:val="183B56"/>
+          <w:sz w:val="20"/>
+        </w:rPr>
+        <w:t>GET /health</w:t>
+      </w:r>
+      <w:r>
+        <w:rPr>
+          <w:rFonts w:ascii="Calibri" w:hAnsi="Calibri" w:eastAsia="Calibri"/>
+          <w:color w:val="243746"/>
+          <w:sz w:val="22"/>
+        </w:rPr>
+        <w:t xml:space="preserve">, </w:t>
+      </w:r>
+      <w:r>
+        <w:rPr>
+          <w:rFonts w:ascii="Consolas" w:hAnsi="Consolas" w:eastAsia="Consolas"/>
+          <w:color w:val="183B56"/>
+          <w:sz w:val="20"/>
+        </w:rPr>
+        <w:t>GET /api/observations</w:t>
+      </w:r>
+      <w:r>
+        <w:rPr>
+          <w:rFonts w:ascii="Calibri" w:hAnsi="Calibri" w:eastAsia="Calibri"/>
+          <w:color w:val="243746"/>
+          <w:sz w:val="22"/>
+        </w:rPr>
+        <w:t xml:space="preserve">, </w:t>
+      </w:r>
+      <w:r>
+        <w:rPr>
+          <w:rFonts w:ascii="Consolas" w:hAnsi="Consolas" w:eastAsia="Consolas"/>
+          <w:color w:val="183B56"/>
+          <w:sz w:val="20"/>
+        </w:rPr>
+        <w:t>POST /api/observations</w:t>
+      </w:r>
+      <w:r>
+        <w:rPr>
+          <w:rFonts w:ascii="Calibri" w:hAnsi="Calibri" w:eastAsia="Calibri"/>
+          <w:color w:val="243746"/>
+          <w:sz w:val="22"/>
+        </w:rPr>
+        <w:t>,</w:t>
       </w:r>
     </w:p>
     <w:p>
       <w:pPr>
-        <w:pStyle w:val="ListBullet"/>
-        <w:spacing w:after="60"/>
+        <w:spacing w:before="0" w:after="120" w:line="264" w:lineRule="auto"/>
       </w:pPr>
       <w:r>
         <w:rPr>
-          <w:rFonts w:ascii="Aptos" w:hAnsi="Aptos"/>
-          <w:color w:val="1F3742"/>
-          <w:sz w:val="21"/>
+          <w:rFonts w:ascii="Consolas" w:hAnsi="Consolas" w:eastAsia="Consolas"/>
+          <w:color w:val="183B56"/>
+          <w:sz w:val="20"/>
         </w:rPr>
-        <w:t>The first release uses transparent rules and no external AI or computer vision.</w:t>
+        <w:t>GET /api/context</w:t>
+      </w:r>
+      <w:r>
+        <w:rPr>
+          <w:rFonts w:ascii="Calibri" w:hAnsi="Calibri" w:eastAsia="Calibri"/>
+          <w:color w:val="243746"/>
+          <w:sz w:val="22"/>
+        </w:rPr>
+        <w:t xml:space="preserve"> and </w:t>
+      </w:r>
+      <w:r>
+        <w:rPr>
+          <w:rFonts w:ascii="Consolas" w:hAnsi="Consolas" w:eastAsia="Consolas"/>
+          <w:color w:val="183B56"/>
+          <w:sz w:val="20"/>
+        </w:rPr>
+        <w:t>GET /api/options</w:t>
+      </w:r>
+      <w:r>
+        <w:rPr>
+          <w:rFonts w:ascii="Calibri" w:hAnsi="Calibri" w:eastAsia="Calibri"/>
+          <w:color w:val="243746"/>
+          <w:sz w:val="22"/>
+        </w:rPr>
+        <w:t>.</w:t>
       </w:r>
     </w:p>
     <w:p>
       <w:pPr>
-        <w:pStyle w:val="ListBullet"/>
-        <w:spacing w:after="60"/>
+        <w:spacing w:before="0" w:after="80" w:line="280" w:lineRule="auto"/>
+        <w:numPr>
+          <w:ilvl w:val="0"/>
+          <w:numId w:val="10"/>
+        </w:numPr>
       </w:pPr>
       <w:r>
         <w:rPr>
-          <w:rFonts w:ascii="Aptos" w:hAnsi="Aptos"/>
-          <w:color w:val="1F3742"/>
-          <w:sz w:val="21"/>
+          <w:rFonts w:ascii="Calibri" w:hAnsi="Calibri" w:eastAsia="Calibri"/>
+          <w:color w:val="243746"/>
+          <w:sz w:val="22"/>
         </w:rPr>
-        <w:t>No names, phone numbers, accounts or real personal profiles are accepted.</w:t>
+        <w:t xml:space="preserve">Context source: </w:t>
+      </w:r>
+      <w:r>
+        <w:rPr>
+          <w:rFonts w:ascii="Consolas" w:hAnsi="Consolas" w:eastAsia="Consolas"/>
+          <w:color w:val="183B56"/>
+          <w:sz w:val="20"/>
+        </w:rPr>
+        <w:t>actual-project/backend/data/obis_context.json</w:t>
+      </w:r>
+      <w:r>
+        <w:rPr>
+          <w:rFonts w:ascii="Calibri" w:hAnsi="Calibri" w:eastAsia="Calibri"/>
+          <w:color w:val="243746"/>
+          <w:sz w:val="22"/>
+        </w:rPr>
+        <w:t>.</w:t>
       </w:r>
     </w:p>
     <w:p>
       <w:pPr>
-        <w:pStyle w:val="ListBullet"/>
-        <w:spacing w:after="60"/>
+        <w:spacing w:before="0" w:after="80" w:line="280" w:lineRule="auto"/>
+        <w:numPr>
+          <w:ilvl w:val="0"/>
+          <w:numId w:val="10"/>
+        </w:numPr>
       </w:pPr>
       <w:r>
         <w:rPr>
-          <w:rFonts w:ascii="Aptos" w:hAnsi="Aptos"/>
-          <w:color w:val="1F3742"/>
-          <w:sz w:val="21"/>
+          <w:rFonts w:ascii="Calibri" w:hAnsi="Calibri" w:eastAsia="Calibri"/>
+          <w:color w:val="243746"/>
+          <w:sz w:val="22"/>
         </w:rPr>
-        <w:t>Raw uploaded files are not stored; image input is a safe demo path or HTTPS URL.</w:t>
+        <w:t xml:space="preserve">Scope, decisions, data, security and integration evidence: </w:t>
+      </w:r>
+      <w:r>
+        <w:rPr>
+          <w:rFonts w:ascii="Consolas" w:hAnsi="Consolas" w:eastAsia="Consolas"/>
+          <w:color w:val="183B56"/>
+          <w:sz w:val="20"/>
+        </w:rPr>
+        <w:t>actual-project/docs/</w:t>
+      </w:r>
+      <w:r>
+        <w:rPr>
+          <w:rFonts w:ascii="Calibri" w:hAnsi="Calibri" w:eastAsia="Calibri"/>
+          <w:color w:val="243746"/>
+          <w:sz w:val="22"/>
+        </w:rPr>
+        <w:t>.</w:t>
+      </w:r>
+    </w:p>
+    <w:p>
+      <w:pPr>
+        <w:pStyle w:val="Heading1"/>
+      </w:pPr>
+      <w:r>
+        <w:t>Interpretation boundary</w:t>
+      </w:r>
+    </w:p>
+    <w:p>
+      <w:pPr>
+        <w:spacing w:before="0" w:after="120" w:line="264" w:lineRule="auto"/>
+      </w:pPr>
+      <w:r>
+        <w:rPr>
+          <w:rFonts w:ascii="Calibri" w:hAnsi="Calibri" w:eastAsia="Calibri"/>
+          <w:color w:val="243746"/>
+          <w:sz w:val="22"/>
+        </w:rPr>
+        <w:t>All saved reports used for teaching and demonstration must be synthetic. Public OBIS records remain attributed context, not user-generated evidence. Category and priority outputs are deterministic demonstration aids and do not establish a scientific finding, operational priority, legal conclusion or official response.</w:t>
       </w:r>
     </w:p>
     <w:p>
@@ -669,92 +1291,101 @@
     </w:p>
     <w:p>
       <w:pPr>
-        <w:pStyle w:val="ListBullet"/>
-        <w:spacing w:after="60"/>
+        <w:spacing w:before="0" w:after="120" w:line="264" w:lineRule="auto"/>
       </w:pPr>
+      <w:hyperlink r:id="rId11">
+        <w:r>
+          <w:rPr>
+            <w:rFonts w:ascii="Calibri" w:hAnsi="Calibri"/>
+            <w:color w:val="0563C1"/>
+            <w:u w:val="single"/>
+            <w:sz w:val="22"/>
+          </w:rPr>
+          <w:t>GitHub</w:t>
+        </w:r>
+      </w:hyperlink>
       <w:r>
         <w:rPr>
-          <w:rFonts w:ascii="Aptos" w:hAnsi="Aptos"/>
-          <w:color w:val="1F3742"/>
-          <w:sz w:val="21"/>
+          <w:rFonts w:ascii="Calibri" w:hAnsi="Calibri" w:eastAsia="Calibri"/>
+          <w:color w:val="243746"/>
+          <w:sz w:val="22"/>
         </w:rPr>
-        <w:t>GitHub: https://github.com/huangguan-giegie/team04-marine-observation-mvp</w:t>
+        <w:t xml:space="preserve"> | </w:t>
       </w:r>
-    </w:p>
-    <w:p>
-      <w:pPr>
-        <w:pStyle w:val="ListBullet"/>
-        <w:spacing w:after="60"/>
-      </w:pPr>
+      <w:hyperlink r:id="rId12">
+        <w:r>
+          <w:rPr>
+            <w:rFonts w:ascii="Calibri" w:hAnsi="Calibri"/>
+            <w:color w:val="0563C1"/>
+            <w:u w:val="single"/>
+            <w:sz w:val="22"/>
+          </w:rPr>
+          <w:t>Render frontend</w:t>
+        </w:r>
+      </w:hyperlink>
       <w:r>
         <w:rPr>
-          <w:rFonts w:ascii="Aptos" w:hAnsi="Aptos"/>
-          <w:color w:val="1F3742"/>
-          <w:sz w:val="21"/>
+          <w:rFonts w:ascii="Calibri" w:hAnsi="Calibri" w:eastAsia="Calibri"/>
+          <w:color w:val="243746"/>
+          <w:sz w:val="22"/>
         </w:rPr>
-        <w:t>Frontend: https://team04-marine-observation-frontend.onrender.com</w:t>
+        <w:t xml:space="preserve"> | </w:t>
       </w:r>
-    </w:p>
-    <w:p>
-      <w:pPr>
-        <w:pStyle w:val="ListBullet"/>
-        <w:spacing w:after="60"/>
-      </w:pPr>
+      <w:hyperlink r:id="rId13">
+        <w:r>
+          <w:rPr>
+            <w:rFonts w:ascii="Calibri" w:hAnsi="Calibri"/>
+            <w:color w:val="0563C1"/>
+            <w:u w:val="single"/>
+            <w:sz w:val="22"/>
+          </w:rPr>
+          <w:t>Render API</w:t>
+        </w:r>
+      </w:hyperlink>
       <w:r>
         <w:rPr>
-          <w:rFonts w:ascii="Aptos" w:hAnsi="Aptos"/>
-          <w:color w:val="1F3742"/>
-          <w:sz w:val="21"/>
+          <w:rFonts w:ascii="Calibri" w:hAnsi="Calibri" w:eastAsia="Calibri"/>
+          <w:color w:val="243746"/>
+          <w:sz w:val="22"/>
         </w:rPr>
-        <w:t>API: https://team04-marine-observation-api.onrender.com</w:t>
+        <w:t xml:space="preserve"> | </w:t>
       </w:r>
-    </w:p>
-    <w:p>
-      <w:pPr>
-        <w:pStyle w:val="ListBullet"/>
-        <w:spacing w:after="60"/>
-      </w:pPr>
+      <w:hyperlink r:id="rId14">
+        <w:r>
+          <w:rPr>
+            <w:rFonts w:ascii="Calibri" w:hAnsi="Calibri"/>
+            <w:color w:val="0563C1"/>
+            <w:u w:val="single"/>
+            <w:sz w:val="22"/>
+          </w:rPr>
+          <w:t>Drive PGP</w:t>
+        </w:r>
+      </w:hyperlink>
       <w:r>
         <w:rPr>
-          <w:rFonts w:ascii="Aptos" w:hAnsi="Aptos"/>
-          <w:color w:val="1F3742"/>
-          <w:sz w:val="21"/>
+          <w:rFonts w:ascii="Calibri" w:hAnsi="Calibri" w:eastAsia="Calibri"/>
+          <w:color w:val="243746"/>
+          <w:sz w:val="22"/>
         </w:rPr>
-        <w:t>Drive PGP: https://drive.google.com/drive/folders/18Px2njE27SCiZ4bs-40zgUgm_sRE70Kx</w:t>
+        <w:t xml:space="preserve"> | </w:t>
       </w:r>
-    </w:p>
-    <w:p>
-      <w:pPr>
-        <w:pStyle w:val="ListBullet"/>
-        <w:spacing w:after="60"/>
-      </w:pPr>
-      <w:r>
-        <w:rPr>
-          <w:rFonts w:ascii="Aptos" w:hAnsi="Aptos"/>
-          <w:color w:val="1F3742"/>
-          <w:sz w:val="21"/>
-        </w:rPr>
-        <w:t>Miro: https://miro.com/app/board/uXjVHySKbPY=/</w:t>
-      </w:r>
-    </w:p>
-    <w:p>
-      <w:pPr>
-        <w:spacing w:after="120" w:line="259" w:lineRule="auto"/>
-      </w:pPr>
-      <w:r>
-        <w:rPr>
-          <w:rFonts w:ascii="Aptos" w:hAnsi="Aptos"/>
-          <w:color w:val="1F3742"/>
-          <w:sz w:val="21"/>
-        </w:rPr>
-        <w:t>Last updated: 14 August 2026</w:t>
-      </w:r>
+      <w:hyperlink r:id="rId15">
+        <w:r>
+          <w:rPr>
+            <w:rFonts w:ascii="Calibri" w:hAnsi="Calibri"/>
+            <w:color w:val="0563C1"/>
+            <w:u w:val="single"/>
+            <w:sz w:val="22"/>
+          </w:rPr>
+          <w:t>Miro</w:t>
+        </w:r>
+      </w:hyperlink>
     </w:p>
     <w:sectPr>
       <w:headerReference w:type="default" r:id="rId9"/>
       <w:footerReference w:type="default" r:id="rId10"/>
       <w:pgSz w:w="12240" w:h="15840"/>
-      <w:pgMar w:top="893" w:right="1037" w:bottom="835" w:left="1037" w:header="720" w:footer="720" w:gutter="0"/>
+      <w:pgMar w:top="1440" w:right="1440" w:bottom="1440" w:left="1440" w:header="648" w:footer="648" w:gutter="0"/>
       <w:cols w:space="720"/>
       <w:docGrid w:linePitch="360"/>
     </w:sectPr>
@@ -767,15 +1398,39 @@
   <w:p>
     <w:pPr>
       <w:pStyle w:val="Footer"/>
-      <w:jc w:val="center"/>
+      <w:tabs>
+        <w:tab w:pos="9360" w:val="right"/>
+      </w:tabs>
+      <w:spacing w:before="0" w:after="0"/>
     </w:pPr>
     <w:r>
       <w:rPr>
-        <w:rFonts w:ascii="Aptos" w:hAnsi="Aptos"/>
-        <w:color w:val="64787D"/>
+        <w:rFonts w:ascii="Calibri" w:hAnsi="Calibri" w:eastAsia="Calibri"/>
+        <w:color w:val="61737C"/>
         <w:sz w:val="16"/>
       </w:rPr>
-      <w:t>FIT5120 2026 S2  •  Synthetic/public data boundary</w:t>
+      <w:t>VERSION 1.0 | 14 AUGUST 2026 | SYNTHETIC/PUBLIC DATA | NON-ENFORCEMENT DEMO</w:t>
+    </w:r>
+    <w:r>
+      <w:rPr>
+        <w:rFonts w:ascii="Calibri" w:hAnsi="Calibri" w:eastAsia="Calibri"/>
+        <w:color w:val="61737C"/>
+        <w:sz w:val="16"/>
+      </w:rPr>
+      <w:tab/>
+      <w:t xml:space="preserve">PAGE </w:t>
+    </w:r>
+    <w:r>
+      <w:rPr>
+        <w:rFonts w:ascii="Calibri" w:hAnsi="Calibri" w:eastAsia="Calibri"/>
+        <w:color w:val="61737C"/>
+        <w:sz w:val="16"/>
+      </w:rPr>
+      <w:fldChar w:fldCharType="begin"/>
+      <w:instrText xml:space="preserve"> PAGE </w:instrText>
+      <w:fldChar w:fldCharType="separate"/>
+      <w:t>1</w:t>
+      <w:fldChar w:fldCharType="end"/>
     </w:r>
   </w:p>
 </w:ftr>
@@ -786,16 +1441,17 @@
   <w:p>
     <w:pPr>
       <w:pStyle w:val="Header"/>
+      <w:spacing w:after="0"/>
       <w:jc w:val="right"/>
     </w:pPr>
     <w:r>
       <w:rPr>
-        <w:rFonts w:ascii="Aptos" w:hAnsi="Aptos"/>
-        <w:b/>
-        <w:color w:val="147D85"/>
+        <w:rFonts w:ascii="Calibri" w:hAnsi="Calibri" w:eastAsia="Calibri"/>
+        <w:b/>
+        <w:color w:val="0F6F73"/>
         <w:sz w:val="16"/>
       </w:rPr>
-      <w:t>TEAM 04  |  MARINE OBSERVATION MVP</w:t>
+      <w:t>TEAM 04 | MARINE OBSERVATION MVP</w:t>
     </w:r>
   </w:p>
 </w:hdr>
@@ -1000,6 +1656,72 @@
   </w:num>
   <w:num w:numId="9">
     <w:abstractNumId w:val="0"/>
+  </w:num>
+  <w:abstractNum w:abstractNumId="9">
+    <w:multiLevelType w:val="singleLevel"/>
+    <w:lvl w:ilvl="0">
+      <w:start w:val="1"/>
+      <w:numFmt w:val="bullet"/>
+      <w:lvlText w:val="•"/>
+      <w:lvlJc w:val="left"/>
+      <w:suff w:val="tab"/>
+      <w:pPr>
+        <w:tabs>
+          <w:tab w:val="num" w:pos="720"/>
+        </w:tabs>
+        <w:ind w:left="720" w:hanging="360"/>
+      </w:pPr>
+      <w:rPr>
+        <w:rFonts w:ascii="Symbol" w:hAnsi="Symbol"/>
+      </w:rPr>
+    </w:lvl>
+  </w:abstractNum>
+  <w:abstractNum w:abstractNumId="10">
+    <w:multiLevelType w:val="singleLevel"/>
+    <w:lvl w:ilvl="0">
+      <w:start w:val="1"/>
+      <w:numFmt w:val="bullet"/>
+      <w:lvlText w:val="☐"/>
+      <w:lvlJc w:val="left"/>
+      <w:suff w:val="tab"/>
+      <w:pPr>
+        <w:tabs>
+          <w:tab w:val="num" w:pos="720"/>
+        </w:tabs>
+        <w:ind w:left="720" w:hanging="360"/>
+      </w:pPr>
+      <w:rPr>
+        <w:rFonts w:ascii="Segoe UI Symbol" w:hAnsi="Segoe UI Symbol"/>
+      </w:rPr>
+    </w:lvl>
+  </w:abstractNum>
+  <w:abstractNum w:abstractNumId="11">
+    <w:multiLevelType w:val="singleLevel"/>
+    <w:lvl w:ilvl="0">
+      <w:start w:val="1"/>
+      <w:numFmt w:val="decimal"/>
+      <w:lvlText w:val="%1."/>
+      <w:lvlJc w:val="left"/>
+      <w:suff w:val="tab"/>
+      <w:pPr>
+        <w:tabs>
+          <w:tab w:val="num" w:pos="720"/>
+        </w:tabs>
+        <w:ind w:left="720" w:hanging="360"/>
+      </w:pPr>
+      <w:rPr>
+        <w:rFonts w:ascii="Calibri" w:hAnsi="Calibri"/>
+      </w:rPr>
+    </w:lvl>
+  </w:abstractNum>
+  <w:num w:numId="10">
+    <w:abstractNumId w:val="9"/>
+  </w:num>
+  <w:num w:numId="11">
+    <w:abstractNumId w:val="10"/>
+  </w:num>
+  <w:num w:numId="12">
+    <w:abstractNumId w:val="11"/>
   </w:num>
 </w:numbering>
 </file>
@@ -1164,9 +1886,14 @@
     <w:name w:val="Normal"/>
     <w:qFormat/>
     <w:rsid w:val="00FC693F"/>
+    <w:pPr>
+      <w:spacing w:before="0" w:after="120" w:line="264" w:lineRule="auto"/>
+    </w:pPr>
     <w:rPr>
-      <w:rFonts w:ascii="Aptos" w:hAnsi="Aptos"/>
-      <w:sz w:val="21"/>
+      <w:rFonts w:ascii="Calibri" w:hAnsi="Calibri" w:eastAsia="Calibri"/>
+      <w:b w:val="0"/>
+      <w:color w:val="243746"/>
+      <w:sz w:val="22"/>
     </w:rPr>
   </w:style>
   <w:style w:type="paragraph" w:styleId="Header">
@@ -1224,15 +1951,15 @@
     <w:pPr>
       <w:keepNext/>
       <w:keepLines/>
-      <w:spacing w:before="480" w:after="0"/>
+      <w:spacing w:before="320" w:after="160"/>
       <w:outlineLvl w:val="0"/>
     </w:pPr>
     <w:rPr>
-      <w:rFonts w:asciiTheme="majorHAnsi" w:eastAsiaTheme="majorEastAsia" w:hAnsiTheme="majorHAnsi" w:cstheme="majorBidi" w:ascii="Aptos Display" w:hAnsi="Aptos Display"/>
+      <w:rFonts w:asciiTheme="majorHAnsi" w:eastAsiaTheme="majorEastAsia" w:hAnsiTheme="majorHAnsi" w:cstheme="majorBidi" w:ascii="Calibri" w:hAnsi="Calibri" w:eastAsia="Calibri"/>
       <w:b/>
       <w:bCs/>
-      <w:color w:val="147D85"/>
-      <w:sz w:val="34"/>
+      <w:color w:val="0F6F73"/>
+      <w:sz w:val="32"/>
       <w:szCs w:val="28"/>
     </w:rPr>
   </w:style>
@@ -1248,14 +1975,14 @@
     <w:pPr>
       <w:keepNext/>
       <w:keepLines/>
-      <w:spacing w:before="200" w:after="0"/>
+      <w:spacing w:before="240" w:after="120"/>
       <w:outlineLvl w:val="1"/>
     </w:pPr>
     <w:rPr>
-      <w:rFonts w:asciiTheme="majorHAnsi" w:eastAsiaTheme="majorEastAsia" w:hAnsiTheme="majorHAnsi" w:cstheme="majorBidi" w:ascii="Aptos Display" w:hAnsi="Aptos Display"/>
+      <w:rFonts w:asciiTheme="majorHAnsi" w:eastAsiaTheme="majorEastAsia" w:hAnsiTheme="majorHAnsi" w:cstheme="majorBidi" w:ascii="Calibri" w:hAnsi="Calibri" w:eastAsia="Calibri"/>
       <w:b/>
       <w:bCs/>
-      <w:color w:val="2B6771"/>
+      <w:color w:val="183B56"/>
       <w:sz w:val="26"/>
       <w:szCs w:val="26"/>
     </w:rPr>
@@ -1272,15 +1999,15 @@
     <w:pPr>
       <w:keepNext/>
       <w:keepLines/>
-      <w:spacing w:before="200" w:after="0"/>
+      <w:spacing w:before="160" w:after="80"/>
       <w:outlineLvl w:val="2"/>
     </w:pPr>
     <w:rPr>
-      <w:rFonts w:asciiTheme="majorHAnsi" w:eastAsiaTheme="majorEastAsia" w:hAnsiTheme="majorHAnsi" w:cstheme="majorBidi" w:ascii="Aptos Display" w:hAnsi="Aptos Display"/>
+      <w:rFonts w:asciiTheme="majorHAnsi" w:eastAsiaTheme="majorEastAsia" w:hAnsiTheme="majorHAnsi" w:cstheme="majorBidi" w:ascii="Calibri" w:hAnsi="Calibri" w:eastAsia="Calibri"/>
       <w:b/>
       <w:bCs/>
-      <w:color w:val="2B6771"/>
-      <w:sz w:val="22"/>
+      <w:color w:val="183B56"/>
+      <w:sz w:val="24"/>
     </w:rPr>
   </w:style>
   <w:style w:type="paragraph" w:styleId="Heading4">
@@ -1511,19 +2238,20 @@
     <w:qFormat/>
     <w:rsid w:val="00FC693F"/>
     <w:pPr>
+      <w:keepNext/>
       <w:pBdr>
         <w:bottom w:val="single" w:sz="8" w:space="4" w:color="4F81BD" w:themeColor="accent1"/>
       </w:pBdr>
-      <w:spacing w:after="300" w:line="240" w:lineRule="auto"/>
+      <w:spacing w:after="120" w:line="240" w:lineRule="auto" w:before="0"/>
       <w:contextualSpacing/>
     </w:pPr>
     <w:rPr>
-      <w:rFonts w:asciiTheme="majorHAnsi" w:eastAsiaTheme="majorEastAsia" w:hAnsiTheme="majorHAnsi" w:cstheme="majorBidi" w:ascii="Aptos Display" w:hAnsi="Aptos Display"/>
+      <w:rFonts w:asciiTheme="majorHAnsi" w:eastAsiaTheme="majorEastAsia" w:hAnsiTheme="majorHAnsi" w:cstheme="majorBidi" w:ascii="Calibri" w:hAnsi="Calibri" w:eastAsia="Calibri"/>
       <w:b/>
-      <w:color w:val="147D85"/>
+      <w:color w:val="183B56"/>
       <w:spacing w:val="5"/>
       <w:kern w:val="28"/>
-      <w:sz w:val="48"/>
+      <w:sz w:val="52"/>
       <w:szCs w:val="52"/>
     </w:rPr>
   </w:style>

--- a/deliverables/TEAM04_Marine_Project_Information.docx
+++ b/deliverables/TEAM04_Marine_Project_Information.docx
@@ -14,7 +14,7 @@
           <w:color w:val="0F6F73"/>
           <w:sz w:val="18"/>
         </w:rPr>
-        <w:t>TEAM 04 | MARINE OBSERVATION MVP</w:t>
+        <w:t>TEAM 04 | DIVESAFE MY</w:t>
       </w:r>
     </w:p>
     <w:p>
@@ -22,51 +22,21 @@
         <w:pStyle w:val="Title"/>
       </w:pPr>
       <w:r>
-        <w:t>Marine Observation Project Information</w:t>
+        <w:t>Team 04 - DiveSafe MY Project Information</w:t>
       </w:r>
     </w:p>
     <w:p>
       <w:pPr>
-        <w:spacing w:before="0" w:after="60" w:line="252" w:lineRule="auto"/>
+        <w:spacing w:before="0" w:after="120" w:line="264" w:lineRule="auto"/>
       </w:pPr>
       <w:r>
         <w:rPr>
           <w:rFonts w:ascii="Calibri" w:hAnsi="Calibri" w:eastAsia="Calibri"/>
           <w:b/>
-          <w:color w:val="183B56"/>
-          <w:sz w:val="19"/>
+          <w:color w:val="243746"/>
+          <w:sz w:val="22"/>
         </w:rPr>
-        <w:t xml:space="preserve">Document control: </w:t>
-      </w:r>
-      <w:r>
-        <w:rPr>
-          <w:rFonts w:ascii="Calibri" w:hAnsi="Calibri" w:eastAsia="Calibri"/>
-          <w:color w:val="61737C"/>
-          <w:sz w:val="19"/>
-        </w:rPr>
-        <w:t>Version 1.0 | 14 August 2026 | Audience-facing</w:t>
-      </w:r>
-    </w:p>
-    <w:p>
-      <w:pPr>
-        <w:spacing w:before="0" w:after="60" w:line="252" w:lineRule="auto"/>
-      </w:pPr>
-      <w:r>
-        <w:rPr>
-          <w:rFonts w:ascii="Calibri" w:hAnsi="Calibri" w:eastAsia="Calibri"/>
-          <w:b/>
-          <w:color w:val="183B56"/>
-          <w:sz w:val="19"/>
-        </w:rPr>
-        <w:t xml:space="preserve">Audience: </w:t>
-      </w:r>
-      <w:r>
-        <w:rPr>
-          <w:rFonts w:ascii="Calibri" w:hAnsi="Calibri" w:eastAsia="Calibri"/>
-          <w:color w:val="61737C"/>
-          <w:sz w:val="19"/>
-        </w:rPr>
-        <w:t>Team members, academic mentors, reviewers and demonstration stakeholders</w:t>
+        <w:t>Version 2.0 | 15 August 2026</w:t>
       </w:r>
     </w:p>
     <w:p>
@@ -82,19 +52,29 @@
       <w:r>
         <w:rPr>
           <w:rFonts w:ascii="Calibri" w:hAnsi="Calibri" w:eastAsia="Calibri"/>
-          <w:b/>
           <w:color w:val="243746"/>
           <w:sz w:val="21"/>
         </w:rPr>
-        <w:t>Safety boundary:</w:t>
+        <w:t>Use synthetic or public data only. This student demo is not a permit, legal</w:t>
       </w:r>
+    </w:p>
+    <w:p>
+      <w:pPr>
+        <w:keepLines/>
+        <w:spacing w:before="100" w:after="180" w:line="264" w:lineRule="auto"/>
+        <w:ind w:left="230" w:right="115"/>
+        <w:shd w:fill="EEF6F5"/>
+        <w:pBdr>
+          <w:left w:val="single" w:sz="14" w:space="8" w:color="0F6F73"/>
+        </w:pBdr>
+      </w:pPr>
       <w:r>
         <w:rPr>
           <w:rFonts w:ascii="Calibri" w:hAnsi="Calibri" w:eastAsia="Calibri"/>
           <w:color w:val="243746"/>
           <w:sz w:val="21"/>
         </w:rPr>
-        <w:t xml:space="preserve"> Use synthetic or public data only. This MVP is a demonstration and learning tool. It does not prove a pollution source, verify species identity, establish ecological impact, or direct environmental enforcement or official clean-up action.</w:t>
+        <w:t>guide, scientific proof or enforcement tool.</w:t>
       </w:r>
     </w:p>
     <w:p>
@@ -115,7 +95,7 @@
           <w:color w:val="243746"/>
           <w:sz w:val="22"/>
         </w:rPr>
-        <w:t>Team 04 is building a focused web MVP for reporting marine litter in one selected Malaysian coastal demonstration area. A user records a synthetic observation, reviews and confirms it, then receives a transparent category result and an illustrative clean-up priority. A small, source-labelled OBIS sample provides marine-life context beside the result.</w:t>
+        <w:t>DiveSafe MY is a small web guide for divers in Malaysia. A user chooses a</w:t>
       </w:r>
     </w:p>
     <w:p>
@@ -128,15 +108,33 @@
           <w:color w:val="243746"/>
           <w:sz w:val="22"/>
         </w:rPr>
-        <w:t>Marine litter is the only reporting flow. Marine-life information is contextual and must not be interpreted as a verified sighting, ecological assessment or second reporting workflow.</w:t>
+        <w:t>practice profile, opens a broad dive-site guide, reads a responsible-diving</w:t>
       </w:r>
     </w:p>
     <w:p>
       <w:pPr>
-        <w:pStyle w:val="Heading1"/>
+        <w:spacing w:before="0" w:after="120" w:line="264" w:lineRule="auto"/>
       </w:pPr>
       <w:r>
-        <w:t>Product flow</w:t>
+        <w:rPr>
+          <w:rFonts w:ascii="Calibri" w:hAnsi="Calibri" w:eastAsia="Calibri"/>
+          <w:color w:val="243746"/>
+          <w:sz w:val="22"/>
+        </w:rPr>
+        <w:t>briefing and records a synthetic sighting. The page also shows a species</w:t>
+      </w:r>
+    </w:p>
+    <w:p>
+      <w:pPr>
+        <w:spacing w:before="0" w:after="120" w:line="264" w:lineRule="auto"/>
+      </w:pPr>
+      <w:r>
+        <w:rPr>
+          <w:rFonts w:ascii="Calibri" w:hAnsi="Calibri" w:eastAsia="Calibri"/>
+          <w:color w:val="243746"/>
+          <w:sz w:val="22"/>
+        </w:rPr>
+        <w:t>directory and an approximate map.</w:t>
       </w:r>
     </w:p>
     <w:p>
@@ -151,20 +149,7 @@
           <w:color w:val="183B56"/>
           <w:sz w:val="19"/>
         </w:rPr>
-        <w:t>Report -&gt; Review and edit -&gt; Confirm -&gt; Save -&gt; Results and OBIS context</w:t>
-      </w:r>
-    </w:p>
-    <w:p>
-      <w:pPr>
-        <w:spacing w:before="0" w:after="120" w:line="264" w:lineRule="auto"/>
-      </w:pPr>
-      <w:r>
-        <w:rPr>
-          <w:rFonts w:ascii="Calibri" w:hAnsi="Calibri" w:eastAsia="Calibri"/>
-          <w:color w:val="243746"/>
-          <w:sz w:val="22"/>
-        </w:rPr>
-        <w:t>The user remains in control of the record before submission. Editing after review invalidates the previous confirmation, and only an explicit confirmation can create an observation.</w:t>
+        <w:t>Profile -&gt; Site -&gt; Guide -&gt; Briefing -&gt; Confirm -&gt; Sighting</w:t>
       </w:r>
     </w:p>
     <w:p>
@@ -185,9 +170,8 @@
         <w:tblLayout w:type="fixed"/>
       </w:tblPr>
       <w:tblGrid>
-        <w:gridCol w:w="2200"/>
-        <w:gridCol w:w="2200"/>
-        <w:gridCol w:w="4960"/>
+        <w:gridCol w:w="2700"/>
+        <w:gridCol w:w="6660"/>
       </w:tblGrid>
       <w:tr>
         <w:trPr>
@@ -196,7 +180,7 @@
         </w:trPr>
         <w:tc>
           <w:tcPr>
-            <w:tcW w:type="dxa" w:w="2200"/>
+            <w:tcW w:type="dxa" w:w="2700"/>
             <w:vAlign w:val="center"/>
             <w:tcMar>
               <w:top w:w="80" w:type="dxa"/>
@@ -228,7 +212,7 @@
         </w:tc>
         <w:tc>
           <w:tcPr>
-            <w:tcW w:type="dxa" w:w="2200"/>
+            <w:tcW w:type="dxa" w:w="6660"/>
             <w:vAlign w:val="center"/>
             <w:tcMar>
               <w:top w:w="80" w:type="dxa"/>
@@ -254,39 +238,7 @@
                 <w:color w:val="FFFFFF"/>
                 <w:sz w:val="18"/>
               </w:rPr>
-              <w:t>Role</w:t>
-            </w:r>
-          </w:p>
-        </w:tc>
-        <w:tc>
-          <w:tcPr>
-            <w:tcW w:type="dxa" w:w="4960"/>
-            <w:vAlign w:val="center"/>
-            <w:tcMar>
-              <w:top w:w="80" w:type="dxa"/>
-              <w:start w:w="120" w:type="dxa"/>
-              <w:bottom w:w="80" w:type="dxa"/>
-              <w:end w:w="120" w:type="dxa"/>
-            </w:tcMar>
-            <w:shd w:fill="183B56"/>
-          </w:tcPr>
-          <w:p>
-            <w:pPr>
-              <w:spacing w:before="0" w:after="0" w:line="252" w:lineRule="auto"/>
-            </w:pPr>
-            <w:r>
-              <w:rPr>
-                <w:b/>
-              </w:rPr>
-            </w:r>
-            <w:r>
-              <w:rPr>
-                <w:rFonts w:ascii="Calibri" w:hAnsi="Calibri" w:eastAsia="Calibri"/>
-                <w:b/>
-                <w:color w:val="FFFFFF"/>
-                <w:sz w:val="18"/>
-              </w:rPr>
-              <w:t>Main responsibility</w:t>
+              <w:t>Main role</w:t>
             </w:r>
           </w:p>
         </w:tc>
@@ -297,7 +249,7 @@
         </w:trPr>
         <w:tc>
           <w:tcPr>
-            <w:tcW w:type="dxa" w:w="2200"/>
+            <w:tcW w:type="dxa" w:w="2700"/>
             <w:vAlign w:val="center"/>
             <w:tcMar>
               <w:top w:w="80" w:type="dxa"/>
@@ -324,7 +276,7 @@
         </w:tc>
         <w:tc>
           <w:tcPr>
-            <w:tcW w:type="dxa" w:w="2200"/>
+            <w:tcW w:type="dxa" w:w="6660"/>
             <w:vAlign w:val="center"/>
             <w:tcMar>
               <w:top w:w="80" w:type="dxa"/>
@@ -345,34 +297,7 @@
                 <w:color w:val="243746"/>
                 <w:sz w:val="18"/>
               </w:rPr>
-              <w:t>Project Manager</w:t>
-            </w:r>
-          </w:p>
-        </w:tc>
-        <w:tc>
-          <w:tcPr>
-            <w:tcW w:type="dxa" w:w="4960"/>
-            <w:vAlign w:val="center"/>
-            <w:tcMar>
-              <w:top w:w="80" w:type="dxa"/>
-              <w:start w:w="120" w:type="dxa"/>
-              <w:bottom w:w="80" w:type="dxa"/>
-              <w:end w:w="120" w:type="dxa"/>
-            </w:tcMar>
-            <w:shd w:fill="EFF3F7"/>
-          </w:tcPr>
-          <w:p>
-            <w:pPr>
-              <w:spacing w:before="0" w:after="0" w:line="252" w:lineRule="auto"/>
-            </w:pPr>
-            <w:r/>
-            <w:r>
-              <w:rPr>
-                <w:rFonts w:ascii="Calibri" w:hAnsi="Calibri" w:eastAsia="Calibri"/>
-                <w:color w:val="243746"/>
-                <w:sz w:val="18"/>
-              </w:rPr>
-              <w:t>Scope, facilitation, integration, evidence coordination and release checks</w:t>
+              <w:t>PM, integration, release checks and evidence</w:t>
             </w:r>
           </w:p>
         </w:tc>
@@ -383,7 +308,7 @@
         </w:trPr>
         <w:tc>
           <w:tcPr>
-            <w:tcW w:type="dxa" w:w="2200"/>
+            <w:tcW w:type="dxa" w:w="2700"/>
             <w:vAlign w:val="center"/>
             <w:tcMar>
               <w:top w:w="80" w:type="dxa"/>
@@ -403,13 +328,13 @@
                 <w:color w:val="243746"/>
                 <w:sz w:val="18"/>
               </w:rPr>
-              <w:t>Hnin Darli Myint Myat</w:t>
+              <w:t>Hnin Darli</w:t>
             </w:r>
           </w:p>
         </w:tc>
         <w:tc>
           <w:tcPr>
-            <w:tcW w:type="dxa" w:w="2200"/>
+            <w:tcW w:type="dxa" w:w="6660"/>
             <w:vAlign w:val="center"/>
             <w:tcMar>
               <w:top w:w="80" w:type="dxa"/>
@@ -429,33 +354,7 @@
                 <w:color w:val="243746"/>
                 <w:sz w:val="18"/>
               </w:rPr>
-              <w:t>Data Analysis and Visualisation</w:t>
-            </w:r>
-          </w:p>
-        </w:tc>
-        <w:tc>
-          <w:tcPr>
-            <w:tcW w:type="dxa" w:w="4960"/>
-            <w:vAlign w:val="center"/>
-            <w:tcMar>
-              <w:top w:w="80" w:type="dxa"/>
-              <w:start w:w="120" w:type="dxa"/>
-              <w:bottom w:w="80" w:type="dxa"/>
-              <w:end w:w="120" w:type="dxa"/>
-            </w:tcMar>
-          </w:tcPr>
-          <w:p>
-            <w:pPr>
-              <w:spacing w:before="0" w:after="0" w:line="252" w:lineRule="auto"/>
-            </w:pPr>
-            <w:r/>
-            <w:r>
-              <w:rPr>
-                <w:rFonts w:ascii="Calibri" w:hAnsi="Calibri" w:eastAsia="Calibri"/>
-                <w:color w:val="243746"/>
-                <w:sz w:val="18"/>
-              </w:rPr>
-              <w:t>Public-data review, OBIS source notes, context explanation and visual communication</w:t>
+              <w:t>Data review, source notes and map context</w:t>
             </w:r>
           </w:p>
         </w:tc>
@@ -466,7 +365,7 @@
         </w:trPr>
         <w:tc>
           <w:tcPr>
-            <w:tcW w:type="dxa" w:w="2200"/>
+            <w:tcW w:type="dxa" w:w="2700"/>
             <w:vAlign w:val="center"/>
             <w:tcMar>
               <w:top w:w="80" w:type="dxa"/>
@@ -493,7 +392,7 @@
         </w:tc>
         <w:tc>
           <w:tcPr>
-            <w:tcW w:type="dxa" w:w="2200"/>
+            <w:tcW w:type="dxa" w:w="6660"/>
             <w:vAlign w:val="center"/>
             <w:tcMar>
               <w:top w:w="80" w:type="dxa"/>
@@ -514,13 +413,75 @@
                 <w:color w:val="243746"/>
                 <w:sz w:val="18"/>
               </w:rPr>
-              <w:t>UI/UX and Frontend</w:t>
+              <w:t>UI/UX, frontend and accessibility</w:t>
+            </w:r>
+          </w:p>
+        </w:tc>
+      </w:tr>
+      <w:tr>
+        <w:trPr>
+          <w:cantSplit/>
+        </w:trPr>
+        <w:tc>
+          <w:tcPr>
+            <w:tcW w:type="dxa" w:w="2700"/>
+            <w:vAlign w:val="center"/>
+            <w:tcMar>
+              <w:top w:w="80" w:type="dxa"/>
+              <w:start w:w="120" w:type="dxa"/>
+              <w:bottom w:w="80" w:type="dxa"/>
+              <w:end w:w="120" w:type="dxa"/>
+            </w:tcMar>
+          </w:tcPr>
+          <w:p>
+            <w:pPr>
+              <w:spacing w:before="0" w:after="0" w:line="252" w:lineRule="auto"/>
+            </w:pPr>
+            <w:r/>
+            <w:r>
+              <w:rPr>
+                <w:rFonts w:ascii="Calibri" w:hAnsi="Calibri" w:eastAsia="Calibri"/>
+                <w:color w:val="243746"/>
+                <w:sz w:val="18"/>
+              </w:rPr>
+              <w:t>LiHanXia</w:t>
             </w:r>
           </w:p>
         </w:tc>
         <w:tc>
           <w:tcPr>
-            <w:tcW w:type="dxa" w:w="4960"/>
+            <w:tcW w:type="dxa" w:w="6660"/>
+            <w:vAlign w:val="center"/>
+            <w:tcMar>
+              <w:top w:w="80" w:type="dxa"/>
+              <w:start w:w="120" w:type="dxa"/>
+              <w:bottom w:w="80" w:type="dxa"/>
+              <w:end w:w="120" w:type="dxa"/>
+            </w:tcMar>
+          </w:tcPr>
+          <w:p>
+            <w:pPr>
+              <w:spacing w:before="0" w:after="0" w:line="252" w:lineRule="auto"/>
+            </w:pPr>
+            <w:r/>
+            <w:r>
+              <w:rPr>
+                <w:rFonts w:ascii="Calibri" w:hAnsi="Calibri" w:eastAsia="Calibri"/>
+                <w:color w:val="243746"/>
+                <w:sz w:val="18"/>
+              </w:rPr>
+              <w:t>Flask API and validation</w:t>
+            </w:r>
+          </w:p>
+        </w:tc>
+      </w:tr>
+      <w:tr>
+        <w:trPr>
+          <w:cantSplit/>
+        </w:trPr>
+        <w:tc>
+          <w:tcPr>
+            <w:tcW w:type="dxa" w:w="2700"/>
             <w:vAlign w:val="center"/>
             <w:tcMar>
               <w:top w:w="80" w:type="dxa"/>
@@ -541,101 +502,13 @@
                 <w:color w:val="243746"/>
                 <w:sz w:val="18"/>
               </w:rPr>
-              <w:t>Accessible interface, responsive layout, interaction flow and visual design</w:t>
-            </w:r>
-          </w:p>
-        </w:tc>
-      </w:tr>
-      <w:tr>
-        <w:trPr>
-          <w:cantSplit/>
-        </w:trPr>
-        <w:tc>
-          <w:tcPr>
-            <w:tcW w:type="dxa" w:w="2200"/>
-            <w:vAlign w:val="center"/>
-            <w:tcMar>
-              <w:top w:w="80" w:type="dxa"/>
-              <w:start w:w="120" w:type="dxa"/>
-              <w:bottom w:w="80" w:type="dxa"/>
-              <w:end w:w="120" w:type="dxa"/>
-            </w:tcMar>
-          </w:tcPr>
-          <w:p>
-            <w:pPr>
-              <w:spacing w:before="0" w:after="0" w:line="252" w:lineRule="auto"/>
-            </w:pPr>
-            <w:r/>
-            <w:r>
-              <w:rPr>
-                <w:rFonts w:ascii="Calibri" w:hAnsi="Calibri" w:eastAsia="Calibri"/>
-                <w:color w:val="243746"/>
-                <w:sz w:val="18"/>
-              </w:rPr>
-              <w:t>Hanxia Li</w:t>
+              <w:t>Keith Junn Chong</w:t>
             </w:r>
           </w:p>
         </w:tc>
         <w:tc>
           <w:tcPr>
-            <w:tcW w:type="dxa" w:w="2200"/>
-            <w:vAlign w:val="center"/>
-            <w:tcMar>
-              <w:top w:w="80" w:type="dxa"/>
-              <w:start w:w="120" w:type="dxa"/>
-              <w:bottom w:w="80" w:type="dxa"/>
-              <w:end w:w="120" w:type="dxa"/>
-            </w:tcMar>
-          </w:tcPr>
-          <w:p>
-            <w:pPr>
-              <w:spacing w:before="0" w:after="0" w:line="252" w:lineRule="auto"/>
-            </w:pPr>
-            <w:r/>
-            <w:r>
-              <w:rPr>
-                <w:rFonts w:ascii="Calibri" w:hAnsi="Calibri" w:eastAsia="Calibri"/>
-                <w:color w:val="243746"/>
-                <w:sz w:val="18"/>
-              </w:rPr>
-              <w:t>Backend Developer</w:t>
-            </w:r>
-          </w:p>
-        </w:tc>
-        <w:tc>
-          <w:tcPr>
-            <w:tcW w:type="dxa" w:w="4960"/>
-            <w:vAlign w:val="center"/>
-            <w:tcMar>
-              <w:top w:w="80" w:type="dxa"/>
-              <w:start w:w="120" w:type="dxa"/>
-              <w:bottom w:w="80" w:type="dxa"/>
-              <w:end w:w="120" w:type="dxa"/>
-            </w:tcMar>
-          </w:tcPr>
-          <w:p>
-            <w:pPr>
-              <w:spacing w:before="0" w:after="0" w:line="252" w:lineRule="auto"/>
-            </w:pPr>
-            <w:r/>
-            <w:r>
-              <w:rPr>
-                <w:rFonts w:ascii="Calibri" w:hAnsi="Calibri" w:eastAsia="Calibri"/>
-                <w:color w:val="243746"/>
-                <w:sz w:val="18"/>
-              </w:rPr>
-              <w:t>Flask API, input validation, application logic and integration support</w:t>
-            </w:r>
-          </w:p>
-        </w:tc>
-      </w:tr>
-      <w:tr>
-        <w:trPr>
-          <w:cantSplit/>
-        </w:trPr>
-        <w:tc>
-          <w:tcPr>
-            <w:tcW w:type="dxa" w:w="2200"/>
+            <w:tcW w:type="dxa" w:w="6660"/>
             <w:vAlign w:val="center"/>
             <w:tcMar>
               <w:top w:w="80" w:type="dxa"/>
@@ -656,61 +529,7 @@
                 <w:color w:val="243746"/>
                 <w:sz w:val="18"/>
               </w:rPr>
-              <w:t>Chong Junn Keith</w:t>
-            </w:r>
-          </w:p>
-        </w:tc>
-        <w:tc>
-          <w:tcPr>
-            <w:tcW w:type="dxa" w:w="2200"/>
-            <w:vAlign w:val="center"/>
-            <w:tcMar>
-              <w:top w:w="80" w:type="dxa"/>
-              <w:start w:w="120" w:type="dxa"/>
-              <w:bottom w:w="80" w:type="dxa"/>
-              <w:end w:w="120" w:type="dxa"/>
-            </w:tcMar>
-            <w:shd w:fill="EFF3F7"/>
-          </w:tcPr>
-          <w:p>
-            <w:pPr>
-              <w:spacing w:before="0" w:after="0" w:line="252" w:lineRule="auto"/>
-            </w:pPr>
-            <w:r/>
-            <w:r>
-              <w:rPr>
-                <w:rFonts w:ascii="Calibri" w:hAnsi="Calibri" w:eastAsia="Calibri"/>
-                <w:color w:val="243746"/>
-                <w:sz w:val="18"/>
-              </w:rPr>
-              <w:t>Database and Backend</w:t>
-            </w:r>
-          </w:p>
-        </w:tc>
-        <w:tc>
-          <w:tcPr>
-            <w:tcW w:type="dxa" w:w="4960"/>
-            <w:vAlign w:val="center"/>
-            <w:tcMar>
-              <w:top w:w="80" w:type="dxa"/>
-              <w:start w:w="120" w:type="dxa"/>
-              <w:bottom w:w="80" w:type="dxa"/>
-              <w:end w:w="120" w:type="dxa"/>
-            </w:tcMar>
-            <w:shd w:fill="EFF3F7"/>
-          </w:tcPr>
-          <w:p>
-            <w:pPr>
-              <w:spacing w:before="0" w:after="0" w:line="252" w:lineRule="auto"/>
-            </w:pPr>
-            <w:r/>
-            <w:r>
-              <w:rPr>
-                <w:rFonts w:ascii="Calibri" w:hAnsi="Calibri" w:eastAsia="Calibri"/>
-                <w:color w:val="243746"/>
-                <w:sz w:val="18"/>
-              </w:rPr>
-              <w:t>PostgreSQL/SQLite schema, persistence and database verification</w:t>
+              <w:t>PostgreSQL/SQLite and persistence</w:t>
             </w:r>
           </w:p>
         </w:tc>
@@ -721,7 +540,7 @@
         </w:trPr>
         <w:tc>
           <w:tcPr>
-            <w:tcW w:type="dxa" w:w="2200"/>
+            <w:tcW w:type="dxa" w:w="2700"/>
             <w:vAlign w:val="center"/>
             <w:tcMar>
               <w:top w:w="80" w:type="dxa"/>
@@ -747,7 +566,7 @@
         </w:tc>
         <w:tc>
           <w:tcPr>
-            <w:tcW w:type="dxa" w:w="2200"/>
+            <w:tcW w:type="dxa" w:w="6660"/>
             <w:vAlign w:val="center"/>
             <w:tcMar>
               <w:top w:w="80" w:type="dxa"/>
@@ -767,33 +586,7 @@
                 <w:color w:val="243746"/>
                 <w:sz w:val="18"/>
               </w:rPr>
-              <w:t>Backend and Intelligent Features</w:t>
-            </w:r>
-          </w:p>
-        </w:tc>
-        <w:tc>
-          <w:tcPr>
-            <w:tcW w:type="dxa" w:w="4960"/>
-            <w:vAlign w:val="center"/>
-            <w:tcMar>
-              <w:top w:w="80" w:type="dxa"/>
-              <w:start w:w="120" w:type="dxa"/>
-              <w:bottom w:w="80" w:type="dxa"/>
-              <w:end w:w="120" w:type="dxa"/>
-            </w:tcMar>
-          </w:tcPr>
-          <w:p>
-            <w:pPr>
-              <w:spacing w:before="0" w:after="0" w:line="252" w:lineRule="auto"/>
-            </w:pPr>
-            <w:r/>
-            <w:r>
-              <w:rPr>
-                <w:rFonts w:ascii="Calibri" w:hAnsi="Calibri" w:eastAsia="Calibri"/>
-                <w:color w:val="243746"/>
-                <w:sz w:val="18"/>
-              </w:rPr>
-              <w:t>Transparent rule explanation, future AI-adapter boundary and technical support</w:t>
+              <w:t>Recognition boundary and reference support</w:t>
             </w:r>
           </w:p>
         </w:tc>
@@ -804,15 +597,7 @@
         <w:pStyle w:val="Heading1"/>
       </w:pPr>
       <w:r>
-        <w:t>MVP scope</w:t>
-      </w:r>
-    </w:p>
-    <w:p>
-      <w:pPr>
-        <w:pStyle w:val="Heading2"/>
-      </w:pPr>
-      <w:r>
-        <w:t>Included in the first release</w:t>
+        <w:t>Included in this MVP</w:t>
       </w:r>
     </w:p>
     <w:p>
@@ -829,7 +614,7 @@
           <w:color w:val="243746"/>
           <w:sz w:val="22"/>
         </w:rPr>
-        <w:t>One marine-litter reporting flow in one selected Malaysian coastal demonstration area, using Plastic packaging, Fishing gear, Glass, Metal and Other.</w:t>
+        <w:t>Synthetic profile with nickname, experience level and interests.</w:t>
       </w:r>
     </w:p>
     <w:p>
@@ -846,33 +631,7 @@
           <w:color w:val="243746"/>
           <w:sz w:val="22"/>
         </w:rPr>
-        <w:t>The form keeps five fixed litter categories and offers five coarse area labels</w:t>
-      </w:r>
-    </w:p>
-    <w:p>
-      <w:pPr>
-        <w:spacing w:before="0" w:after="120" w:line="264" w:lineRule="auto"/>
-      </w:pPr>
-      <w:r>
-        <w:rPr>
-          <w:rFonts w:ascii="Calibri" w:hAnsi="Calibri" w:eastAsia="Calibri"/>
-          <w:color w:val="243746"/>
-          <w:sz w:val="22"/>
-        </w:rPr>
-        <w:t>through a native dropdown. These labels are aggregated demonstration context,</w:t>
-      </w:r>
-    </w:p>
-    <w:p>
-      <w:pPr>
-        <w:spacing w:before="0" w:after="120" w:line="264" w:lineRule="auto"/>
-      </w:pPr>
-      <w:r>
-        <w:rPr>
-          <w:rFonts w:ascii="Calibri" w:hAnsi="Calibri" w:eastAsia="Calibri"/>
-          <w:color w:val="243746"/>
-          <w:sz w:val="22"/>
-        </w:rPr>
-        <w:t>not verified litter-survey sites.</w:t>
+        <w:t>Two broad demo dive sites and a source-labelled species directory.</w:t>
       </w:r>
     </w:p>
     <w:p>
@@ -889,7 +648,7 @@
           <w:color w:val="243746"/>
           <w:sz w:val="22"/>
         </w:rPr>
-        <w:t>Validated input, review, edit and explicit confirmation before submission.</w:t>
+        <w:t>Responsible-diving briefing, approximate map and accessible list fallback.</w:t>
       </w:r>
     </w:p>
     <w:p>
@@ -906,23 +665,20 @@
           <w:color w:val="243746"/>
           <w:sz w:val="22"/>
         </w:rPr>
-        <w:t xml:space="preserve">PostgreSQL on Render with a local SQLite fallback when </w:t>
+        <w:t>Optional image suggestion. With no approved provider, it is a local demo</w:t>
       </w:r>
-      <w:r>
-        <w:rPr>
-          <w:rFonts w:ascii="Consolas" w:hAnsi="Consolas" w:eastAsia="Consolas"/>
-          <w:color w:val="183B56"/>
-          <w:sz w:val="20"/>
-        </w:rPr>
-        <w:t>DATABASE_URL</w:t>
-      </w:r>
+    </w:p>
+    <w:p>
+      <w:pPr>
+        <w:spacing w:before="0" w:after="120" w:line="264" w:lineRule="auto"/>
+      </w:pPr>
       <w:r>
         <w:rPr>
           <w:rFonts w:ascii="Calibri" w:hAnsi="Calibri" w:eastAsia="Calibri"/>
           <w:color w:val="243746"/>
           <w:sz w:val="22"/>
         </w:rPr>
-        <w:t xml:space="preserve"> is absent.</w:t>
+        <w:t>suggestion and needs user confirmation.</w:t>
       </w:r>
     </w:p>
     <w:p>
@@ -939,7 +695,7 @@
           <w:color w:val="243746"/>
           <w:sz w:val="22"/>
         </w:rPr>
-        <w:t>Transparent rule-based classification and illustrative priority wording.</w:t>
+        <w:t>Sighting, collection count and an illustrative contributor badge.</w:t>
       </w:r>
     </w:p>
     <w:p>
@@ -956,15 +712,75 @@
           <w:color w:val="243746"/>
           <w:sz w:val="22"/>
         </w:rPr>
-        <w:t>A versioned, source-labelled static OBIS sample with location masking, a map and an accessible list fallback.</w:t>
+        <w:t>PostgreSQL on Render and SQLite fallback for local work.</w:t>
       </w:r>
     </w:p>
     <w:p>
       <w:pPr>
-        <w:pStyle w:val="Heading2"/>
+        <w:pStyle w:val="Heading1"/>
       </w:pPr>
       <w:r>
-        <w:t>Outside the first release</w:t>
+        <w:t>Not claimed</w:t>
+      </w:r>
+    </w:p>
+    <w:p>
+      <w:pPr>
+        <w:spacing w:before="0" w:after="120" w:line="264" w:lineRule="auto"/>
+      </w:pPr>
+      <w:r>
+        <w:rPr>
+          <w:rFonts w:ascii="Calibri" w:hAnsi="Calibri" w:eastAsia="Calibri"/>
+          <w:color w:val="243746"/>
+          <w:sz w:val="22"/>
+        </w:rPr>
+        <w:t>We do not save names, contact details, passwords or exact sensitive locations.</w:t>
+      </w:r>
+    </w:p>
+    <w:p>
+      <w:pPr>
+        <w:spacing w:before="0" w:after="120" w:line="264" w:lineRule="auto"/>
+      </w:pPr>
+      <w:r>
+        <w:rPr>
+          <w:rFonts w:ascii="Calibri" w:hAnsi="Calibri" w:eastAsia="Calibri"/>
+          <w:color w:val="243746"/>
+          <w:sz w:val="22"/>
+        </w:rPr>
+        <w:t>We do not claim verified species identity, live conditions, ecological impact,</w:t>
+      </w:r>
+    </w:p>
+    <w:p>
+      <w:pPr>
+        <w:spacing w:before="0" w:after="120" w:line="264" w:lineRule="auto"/>
+      </w:pPr>
+      <w:r>
+        <w:rPr>
+          <w:rFonts w:ascii="Calibri" w:hAnsi="Calibri" w:eastAsia="Calibri"/>
+          <w:color w:val="243746"/>
+          <w:sz w:val="22"/>
+        </w:rPr>
+        <w:t>permit status, pollution source or enforcement action. Quizzes and community</w:t>
+      </w:r>
+    </w:p>
+    <w:p>
+      <w:pPr>
+        <w:spacing w:before="0" w:after="120" w:line="264" w:lineRule="auto"/>
+      </w:pPr>
+      <w:r>
+        <w:rPr>
+          <w:rFonts w:ascii="Calibri" w:hAnsi="Calibri" w:eastAsia="Calibri"/>
+          <w:color w:val="243746"/>
+          <w:sz w:val="22"/>
+        </w:rPr>
+        <w:t>features belong to Iteration 3 and are not part of this build.</w:t>
+      </w:r>
+    </w:p>
+    <w:p>
+      <w:pPr>
+        <w:pStyle w:val="Heading1"/>
+      </w:pPr>
+      <w:r>
+        <w:t>Links</w:t>
       </w:r>
     </w:p>
     <w:p>
@@ -981,8 +797,19 @@
           <w:color w:val="243746"/>
           <w:sz w:val="22"/>
         </w:rPr>
-        <w:t>Personal identifiers, accounts, private observations or raw file uploads.</w:t>
+        <w:t xml:space="preserve">GitHub: </w:t>
       </w:r>
+      <w:hyperlink r:id="rId11">
+        <w:r>
+          <w:rPr>
+            <w:rFonts w:ascii="Calibri" w:hAnsi="Calibri"/>
+            <w:color w:val="0563C1"/>
+            <w:u w:val="single"/>
+            <w:sz w:val="22"/>
+          </w:rPr>
+          <w:t>https://github.com/huangguan-giegie/team04-marine-observation-mvp</w:t>
+        </w:r>
+      </w:hyperlink>
     </w:p>
     <w:p>
       <w:pPr>
@@ -998,8 +825,19 @@
           <w:color w:val="243746"/>
           <w:sz w:val="22"/>
         </w:rPr>
-        <w:t>Live OBIS dependence, real-time scientific monitoring or a second marine-animal reporting flow.</w:t>
+        <w:t xml:space="preserve">Frontend: </w:t>
       </w:r>
+      <w:hyperlink r:id="rId12">
+        <w:r>
+          <w:rPr>
+            <w:rFonts w:ascii="Calibri" w:hAnsi="Calibri"/>
+            <w:color w:val="0563C1"/>
+            <w:u w:val="single"/>
+            <w:sz w:val="22"/>
+          </w:rPr>
+          <w:t>https://team04-marine-observation-frontend.onrender.com</w:t>
+        </w:r>
+      </w:hyperlink>
     </w:p>
     <w:p>
       <w:pPr>
@@ -1015,8 +853,19 @@
           <w:color w:val="243746"/>
           <w:sz w:val="22"/>
         </w:rPr>
-        <w:t>Pollution-source attribution, ecological-impact assessment or enforcement workflow.</w:t>
+        <w:t xml:space="preserve">API: </w:t>
       </w:r>
+      <w:hyperlink r:id="rId13">
+        <w:r>
+          <w:rPr>
+            <w:rFonts w:ascii="Calibri" w:hAnsi="Calibri"/>
+            <w:color w:val="0563C1"/>
+            <w:u w:val="single"/>
+            <w:sz w:val="22"/>
+          </w:rPr>
+          <w:t>https://team04-marine-observation-api.onrender.com</w:t>
+        </w:r>
+      </w:hyperlink>
     </w:p>
     <w:p>
       <w:pPr>
@@ -1032,16 +881,19 @@
           <w:color w:val="243746"/>
           <w:sz w:val="22"/>
         </w:rPr>
-        <w:t>External AI/CV, verified species recognition, exact threatened-species locations or automated clean-up decisions.</w:t>
+        <w:t xml:space="preserve">Drive: </w:t>
       </w:r>
-    </w:p>
-    <w:p>
-      <w:pPr>
-        <w:pStyle w:val="Heading1"/>
-      </w:pPr>
-      <w:r>
-        <w:t>Implementation baseline</w:t>
-      </w:r>
+      <w:hyperlink r:id="rId14">
+        <w:r>
+          <w:rPr>
+            <w:rFonts w:ascii="Calibri" w:hAnsi="Calibri"/>
+            <w:color w:val="0563C1"/>
+            <w:u w:val="single"/>
+            <w:sz w:val="22"/>
+          </w:rPr>
+          <w:t>https://drive.google.com/drive/folders/18Px2njE27SCiZ4bs-40zgUgm_sRE70Kx</w:t>
+        </w:r>
+      </w:hyperlink>
     </w:p>
     <w:p>
       <w:pPr>
@@ -1057,317 +909,7 @@
           <w:color w:val="243746"/>
           <w:sz w:val="22"/>
         </w:rPr>
-        <w:t xml:space="preserve">Backend and frontend entry points: </w:t>
-      </w:r>
-      <w:r>
-        <w:rPr>
-          <w:rFonts w:ascii="Consolas" w:hAnsi="Consolas" w:eastAsia="Consolas"/>
-          <w:color w:val="183B56"/>
-          <w:sz w:val="20"/>
-        </w:rPr>
-        <w:t>actual-project/backend/app.py</w:t>
-      </w:r>
-      <w:r>
-        <w:rPr>
-          <w:rFonts w:ascii="Calibri" w:hAnsi="Calibri" w:eastAsia="Calibri"/>
-          <w:color w:val="243746"/>
-          <w:sz w:val="22"/>
-        </w:rPr>
-        <w:t xml:space="preserve"> and </w:t>
-      </w:r>
-      <w:r>
-        <w:rPr>
-          <w:rFonts w:ascii="Consolas" w:hAnsi="Consolas" w:eastAsia="Consolas"/>
-          <w:color w:val="183B56"/>
-          <w:sz w:val="20"/>
-        </w:rPr>
-        <w:t>actual-project/frontend/index.html</w:t>
-      </w:r>
-      <w:r>
-        <w:rPr>
-          <w:rFonts w:ascii="Calibri" w:hAnsi="Calibri" w:eastAsia="Calibri"/>
-          <w:color w:val="243746"/>
-          <w:sz w:val="22"/>
-        </w:rPr>
-        <w:t>.</w:t>
-      </w:r>
-    </w:p>
-    <w:p>
-      <w:pPr>
-        <w:spacing w:before="0" w:after="80" w:line="280" w:lineRule="auto"/>
-        <w:numPr>
-          <w:ilvl w:val="0"/>
-          <w:numId w:val="10"/>
-        </w:numPr>
-      </w:pPr>
-      <w:r>
-        <w:rPr>
-          <w:rFonts w:ascii="Calibri" w:hAnsi="Calibri" w:eastAsia="Calibri"/>
-          <w:color w:val="243746"/>
-          <w:sz w:val="22"/>
-        </w:rPr>
-        <w:t xml:space="preserve">API contract: </w:t>
-      </w:r>
-      <w:r>
-        <w:rPr>
-          <w:rFonts w:ascii="Consolas" w:hAnsi="Consolas" w:eastAsia="Consolas"/>
-          <w:color w:val="183B56"/>
-          <w:sz w:val="20"/>
-        </w:rPr>
-        <w:t>GET /health</w:t>
-      </w:r>
-      <w:r>
-        <w:rPr>
-          <w:rFonts w:ascii="Calibri" w:hAnsi="Calibri" w:eastAsia="Calibri"/>
-          <w:color w:val="243746"/>
-          <w:sz w:val="22"/>
-        </w:rPr>
-        <w:t xml:space="preserve">, </w:t>
-      </w:r>
-      <w:r>
-        <w:rPr>
-          <w:rFonts w:ascii="Consolas" w:hAnsi="Consolas" w:eastAsia="Consolas"/>
-          <w:color w:val="183B56"/>
-          <w:sz w:val="20"/>
-        </w:rPr>
-        <w:t>GET /api/observations</w:t>
-      </w:r>
-      <w:r>
-        <w:rPr>
-          <w:rFonts w:ascii="Calibri" w:hAnsi="Calibri" w:eastAsia="Calibri"/>
-          <w:color w:val="243746"/>
-          <w:sz w:val="22"/>
-        </w:rPr>
-        <w:t xml:space="preserve">, </w:t>
-      </w:r>
-      <w:r>
-        <w:rPr>
-          <w:rFonts w:ascii="Consolas" w:hAnsi="Consolas" w:eastAsia="Consolas"/>
-          <w:color w:val="183B56"/>
-          <w:sz w:val="20"/>
-        </w:rPr>
-        <w:t>POST /api/observations</w:t>
-      </w:r>
-      <w:r>
-        <w:rPr>
-          <w:rFonts w:ascii="Calibri" w:hAnsi="Calibri" w:eastAsia="Calibri"/>
-          <w:color w:val="243746"/>
-          <w:sz w:val="22"/>
-        </w:rPr>
-        <w:t>,</w:t>
-      </w:r>
-    </w:p>
-    <w:p>
-      <w:pPr>
-        <w:spacing w:before="0" w:after="120" w:line="264" w:lineRule="auto"/>
-      </w:pPr>
-      <w:r>
-        <w:rPr>
-          <w:rFonts w:ascii="Consolas" w:hAnsi="Consolas" w:eastAsia="Consolas"/>
-          <w:color w:val="183B56"/>
-          <w:sz w:val="20"/>
-        </w:rPr>
-        <w:t>GET /api/context</w:t>
-      </w:r>
-      <w:r>
-        <w:rPr>
-          <w:rFonts w:ascii="Calibri" w:hAnsi="Calibri" w:eastAsia="Calibri"/>
-          <w:color w:val="243746"/>
-          <w:sz w:val="22"/>
-        </w:rPr>
-        <w:t xml:space="preserve"> and </w:t>
-      </w:r>
-      <w:r>
-        <w:rPr>
-          <w:rFonts w:ascii="Consolas" w:hAnsi="Consolas" w:eastAsia="Consolas"/>
-          <w:color w:val="183B56"/>
-          <w:sz w:val="20"/>
-        </w:rPr>
-        <w:t>GET /api/options</w:t>
-      </w:r>
-      <w:r>
-        <w:rPr>
-          <w:rFonts w:ascii="Calibri" w:hAnsi="Calibri" w:eastAsia="Calibri"/>
-          <w:color w:val="243746"/>
-          <w:sz w:val="22"/>
-        </w:rPr>
-        <w:t>.</w:t>
-      </w:r>
-    </w:p>
-    <w:p>
-      <w:pPr>
-        <w:spacing w:before="0" w:after="80" w:line="280" w:lineRule="auto"/>
-        <w:numPr>
-          <w:ilvl w:val="0"/>
-          <w:numId w:val="10"/>
-        </w:numPr>
-      </w:pPr>
-      <w:r>
-        <w:rPr>
-          <w:rFonts w:ascii="Calibri" w:hAnsi="Calibri" w:eastAsia="Calibri"/>
-          <w:color w:val="243746"/>
-          <w:sz w:val="22"/>
-        </w:rPr>
-        <w:t xml:space="preserve">Context source: </w:t>
-      </w:r>
-      <w:r>
-        <w:rPr>
-          <w:rFonts w:ascii="Consolas" w:hAnsi="Consolas" w:eastAsia="Consolas"/>
-          <w:color w:val="183B56"/>
-          <w:sz w:val="20"/>
-        </w:rPr>
-        <w:t>actual-project/backend/data/obis_context.json</w:t>
-      </w:r>
-      <w:r>
-        <w:rPr>
-          <w:rFonts w:ascii="Calibri" w:hAnsi="Calibri" w:eastAsia="Calibri"/>
-          <w:color w:val="243746"/>
-          <w:sz w:val="22"/>
-        </w:rPr>
-        <w:t>.</w:t>
-      </w:r>
-    </w:p>
-    <w:p>
-      <w:pPr>
-        <w:spacing w:before="0" w:after="80" w:line="280" w:lineRule="auto"/>
-        <w:numPr>
-          <w:ilvl w:val="0"/>
-          <w:numId w:val="10"/>
-        </w:numPr>
-      </w:pPr>
-      <w:r>
-        <w:rPr>
-          <w:rFonts w:ascii="Calibri" w:hAnsi="Calibri" w:eastAsia="Calibri"/>
-          <w:color w:val="243746"/>
-          <w:sz w:val="22"/>
-        </w:rPr>
-        <w:t xml:space="preserve">Scope, decisions, data, security and integration evidence: </w:t>
-      </w:r>
-      <w:r>
-        <w:rPr>
-          <w:rFonts w:ascii="Consolas" w:hAnsi="Consolas" w:eastAsia="Consolas"/>
-          <w:color w:val="183B56"/>
-          <w:sz w:val="20"/>
-        </w:rPr>
-        <w:t>actual-project/docs/</w:t>
-      </w:r>
-      <w:r>
-        <w:rPr>
-          <w:rFonts w:ascii="Calibri" w:hAnsi="Calibri" w:eastAsia="Calibri"/>
-          <w:color w:val="243746"/>
-          <w:sz w:val="22"/>
-        </w:rPr>
-        <w:t>.</w:t>
-      </w:r>
-    </w:p>
-    <w:p>
-      <w:pPr>
-        <w:pStyle w:val="Heading1"/>
-      </w:pPr>
-      <w:r>
-        <w:t>Interpretation boundary</w:t>
-      </w:r>
-    </w:p>
-    <w:p>
-      <w:pPr>
-        <w:spacing w:before="0" w:after="120" w:line="264" w:lineRule="auto"/>
-      </w:pPr>
-      <w:r>
-        <w:rPr>
-          <w:rFonts w:ascii="Calibri" w:hAnsi="Calibri" w:eastAsia="Calibri"/>
-          <w:color w:val="243746"/>
-          <w:sz w:val="22"/>
-        </w:rPr>
-        <w:t>All saved reports used for teaching and demonstration must be synthetic. Public OBIS records remain attributed context, not user-generated evidence. Category and priority outputs are deterministic demonstration aids and do not establish a scientific finding, operational priority, legal conclusion or official response.</w:t>
-      </w:r>
-    </w:p>
-    <w:p>
-      <w:pPr>
-        <w:pStyle w:val="Heading1"/>
-      </w:pPr>
-      <w:r>
-        <w:t>Project spaces</w:t>
-      </w:r>
-    </w:p>
-    <w:p>
-      <w:pPr>
-        <w:spacing w:before="0" w:after="120" w:line="264" w:lineRule="auto"/>
-      </w:pPr>
-      <w:hyperlink r:id="rId11">
-        <w:r>
-          <w:rPr>
-            <w:rFonts w:ascii="Calibri" w:hAnsi="Calibri"/>
-            <w:color w:val="0563C1"/>
-            <w:u w:val="single"/>
-            <w:sz w:val="22"/>
-          </w:rPr>
-          <w:t>GitHub</w:t>
-        </w:r>
-      </w:hyperlink>
-      <w:r>
-        <w:rPr>
-          <w:rFonts w:ascii="Calibri" w:hAnsi="Calibri" w:eastAsia="Calibri"/>
-          <w:color w:val="243746"/>
-          <w:sz w:val="22"/>
-        </w:rPr>
-        <w:t xml:space="preserve"> | </w:t>
-      </w:r>
-      <w:hyperlink r:id="rId12">
-        <w:r>
-          <w:rPr>
-            <w:rFonts w:ascii="Calibri" w:hAnsi="Calibri"/>
-            <w:color w:val="0563C1"/>
-            <w:u w:val="single"/>
-            <w:sz w:val="22"/>
-          </w:rPr>
-          <w:t>Render frontend</w:t>
-        </w:r>
-      </w:hyperlink>
-      <w:r>
-        <w:rPr>
-          <w:rFonts w:ascii="Calibri" w:hAnsi="Calibri" w:eastAsia="Calibri"/>
-          <w:color w:val="243746"/>
-          <w:sz w:val="22"/>
-        </w:rPr>
-        <w:t xml:space="preserve"> | </w:t>
-      </w:r>
-      <w:hyperlink r:id="rId13">
-        <w:r>
-          <w:rPr>
-            <w:rFonts w:ascii="Calibri" w:hAnsi="Calibri"/>
-            <w:color w:val="0563C1"/>
-            <w:u w:val="single"/>
-            <w:sz w:val="22"/>
-          </w:rPr>
-          <w:t>Render API</w:t>
-        </w:r>
-      </w:hyperlink>
-      <w:r>
-        <w:rPr>
-          <w:rFonts w:ascii="Calibri" w:hAnsi="Calibri" w:eastAsia="Calibri"/>
-          <w:color w:val="243746"/>
-          <w:sz w:val="22"/>
-        </w:rPr>
-        <w:t xml:space="preserve"> | </w:t>
-      </w:r>
-      <w:hyperlink r:id="rId14">
-        <w:r>
-          <w:rPr>
-            <w:rFonts w:ascii="Calibri" w:hAnsi="Calibri"/>
-            <w:color w:val="0563C1"/>
-            <w:u w:val="single"/>
-            <w:sz w:val="22"/>
-          </w:rPr>
-          <w:t>Drive PGP</w:t>
-        </w:r>
-      </w:hyperlink>
-      <w:r>
-        <w:rPr>
-          <w:rFonts w:ascii="Calibri" w:hAnsi="Calibri" w:eastAsia="Calibri"/>
-          <w:color w:val="243746"/>
-          <w:sz w:val="22"/>
-        </w:rPr>
-        <w:t xml:space="preserve"> | </w:t>
+        <w:t xml:space="preserve">Miro: </w:t>
       </w:r>
       <w:hyperlink r:id="rId15">
         <w:r>
@@ -1377,7 +919,7 @@
             <w:u w:val="single"/>
             <w:sz w:val="22"/>
           </w:rPr>
-          <w:t>Miro</w:t>
+          <w:t>https://miro.com/app/board/uXjVHySKbPY=/</w:t>
         </w:r>
       </w:hyperlink>
     </w:p>
@@ -1409,7 +951,7 @@
         <w:color w:val="61737C"/>
         <w:sz w:val="16"/>
       </w:rPr>
-      <w:t>VERSION 1.0 | 14 AUGUST 2026 | SYNTHETIC/PUBLIC DATA | NON-ENFORCEMENT DEMO</w:t>
+      <w:t>VERSION 2.0 | 15 AUGUST 2026 | SYNTHETIC/PUBLIC DATA | NON-ENFORCEMENT DEMO</w:t>
     </w:r>
     <w:r>
       <w:rPr>
@@ -1451,7 +993,7 @@
         <w:color w:val="0F6F73"/>
         <w:sz w:val="16"/>
       </w:rPr>
-      <w:t>TEAM 04 | MARINE OBSERVATION MVP</w:t>
+      <w:t>TEAM 04 | DIVESAFE MY</w:t>
     </w:r>
   </w:p>
 </w:hdr>
